--- a/Seção 2/Notes/Seção 2.docx
+++ b/Seção 2/Notes/Seção 2.docx
@@ -46,25 +46,21 @@
         <w:sym w:font="Wingdings" w:char="F0E0"/>
       </w:r>
       <w:r>
-        <w:t xml:space="preserve"> é um método LOG que está dentro do objeto CONSOLE, basicamente faz com que você, sempre que for colocar um texto tem que colocar entre aspas, ou simples ou duplas, ou crases para retornar uma </w:t>
-      </w:r>
-      <w:proofErr w:type="spellStart"/>
-      <w:r>
-        <w:t>template</w:t>
-      </w:r>
-      <w:proofErr w:type="spellEnd"/>
+        <w:t xml:space="preserve"> é um método LOG que está dentro do objeto CONSOLE, basicamente faz com que você, sempre que for colocar um texto tem que colocar entre aspas, ou simples ou duplas, ou crases para retornar uma te</w:t>
+      </w:r>
+      <w:r>
+        <w:t>a</w:t>
+      </w:r>
+      <w:r>
+        <w:t>mplate</w:t>
+      </w:r>
     </w:p>
     <w:p>
       <w:pPr>
         <w:ind w:left="707"/>
       </w:pPr>
-      <w:proofErr w:type="spellStart"/>
-      <w:r>
-        <w:t>Obs</w:t>
-      </w:r>
-      <w:proofErr w:type="spellEnd"/>
-      <w:r>
-        <w:t xml:space="preserve">: </w:t>
+      <w:r>
+        <w:t xml:space="preserve">Obs: </w:t>
       </w:r>
       <w:proofErr w:type="gramStart"/>
       <w:r>
@@ -79,13 +75,8 @@
       <w:pPr>
         <w:ind w:left="707"/>
       </w:pPr>
-      <w:proofErr w:type="spellStart"/>
-      <w:r>
-        <w:t>Obs</w:t>
-      </w:r>
-      <w:proofErr w:type="spellEnd"/>
-      <w:r>
-        <w:t>²: tudo que está dentro de aspas é STRING e o que está fora é NUMBER</w:t>
+      <w:r>
+        <w:t>Obs²: tudo que está dentro de aspas é STRING e o que está fora é NUMBER</w:t>
       </w:r>
     </w:p>
     <w:p>
@@ -160,15 +151,7 @@
         <w:ind w:firstLine="0"/>
       </w:pPr>
       <w:r>
-        <w:t xml:space="preserve">Você pode colocar a </w:t>
-      </w:r>
-      <w:proofErr w:type="spellStart"/>
-      <w:r>
-        <w:t>tag</w:t>
-      </w:r>
-      <w:proofErr w:type="spellEnd"/>
-      <w:r>
-        <w:t xml:space="preserve"> SCRIPT dentro do HEAD também, mas não é recomendado porque a página pode demorar a carregar um pouco porque vai estar carregando os scripts.</w:t>
+        <w:t>Você pode colocar a tag SCRIPT dentro do HEAD também, mas não é recomendado porque a página pode demorar a carregar um pouco porque vai estar carregando os scripts.</w:t>
       </w:r>
     </w:p>
     <w:p>
@@ -289,31 +272,13 @@
       <w:r>
         <w:t xml:space="preserve">Não podemos criar variáveis com palavras reservadas, como: </w:t>
       </w:r>
-      <w:proofErr w:type="spellStart"/>
-      <w:r>
-        <w:rPr>
-          <w:i/>
-          <w:iCs/>
-        </w:rPr>
-        <w:t>let</w:t>
-      </w:r>
-      <w:proofErr w:type="spellEnd"/>
-      <w:r>
-        <w:rPr>
-          <w:i/>
-          <w:iCs/>
-        </w:rPr>
-        <w:t xml:space="preserve"> </w:t>
-      </w:r>
-      <w:proofErr w:type="spellStart"/>
-      <w:r>
-        <w:rPr>
-          <w:i/>
-          <w:iCs/>
-        </w:rPr>
-        <w:t>let</w:t>
-      </w:r>
-      <w:proofErr w:type="spellEnd"/>
+      <w:r>
+        <w:rPr>
+          <w:i/>
+          <w:iCs/>
+        </w:rPr>
+        <w:t>let let</w:t>
+      </w:r>
     </w:p>
     <w:p>
       <w:pPr>
@@ -340,17 +305,8 @@
         </w:rPr>
       </w:pPr>
       <w:r>
-        <w:t xml:space="preserve">Utiliza-se </w:t>
-      </w:r>
-      <w:proofErr w:type="spellStart"/>
-      <w:r>
-        <w:t>cameCase</w:t>
-      </w:r>
-      <w:proofErr w:type="spellEnd"/>
-      <w:r>
-        <w:t xml:space="preserve">, como: </w:t>
-      </w:r>
-      <w:proofErr w:type="spellStart"/>
+        <w:t xml:space="preserve">Utiliza-se cameCase, como: </w:t>
+      </w:r>
       <w:r>
         <w:rPr>
           <w:i/>
@@ -358,22 +314,13 @@
         </w:rPr>
         <w:t>nomeCompletoDoCliente</w:t>
       </w:r>
-      <w:proofErr w:type="spellEnd"/>
-    </w:p>
-    <w:p>
-      <w:pPr>
-        <w:ind w:firstLine="0"/>
-      </w:pPr>
-      <w:r>
-        <w:t>As variáveis são case-</w:t>
-      </w:r>
-      <w:proofErr w:type="spellStart"/>
-      <w:r>
-        <w:t>sensitive</w:t>
-      </w:r>
-      <w:proofErr w:type="spellEnd"/>
-      <w:r>
-        <w:t>, ou seja, diferencia as minúsculas das maiúsculas.</w:t>
+    </w:p>
+    <w:p>
+      <w:pPr>
+        <w:ind w:firstLine="0"/>
+      </w:pPr>
+      <w:r>
+        <w:t>As variáveis são case-sensitive, ou seja, diferencia as minúsculas das maiúsculas.</w:t>
       </w:r>
     </w:p>
     <w:p>
@@ -463,14 +410,7 @@
       </w:pPr>
       <w:r>
         <w:tab/>
-      </w:r>
-      <w:proofErr w:type="spellStart"/>
-      <w:r>
-        <w:t>Obs</w:t>
-      </w:r>
-      <w:proofErr w:type="spellEnd"/>
-      <w:r>
-        <w:t>: STRING + NUMBER = STRING</w:t>
+        <w:t>Obs: STRING + NUMBER = STRING</w:t>
       </w:r>
     </w:p>
     <w:p>
@@ -527,7 +467,6 @@
       <w:pPr>
         <w:ind w:firstLine="0"/>
       </w:pPr>
-      <w:proofErr w:type="spellStart"/>
       <w:r>
         <w:rPr>
           <w:i/>
@@ -535,7 +474,6 @@
         </w:rPr>
         <w:t>Null</w:t>
       </w:r>
-      <w:proofErr w:type="spellEnd"/>
       <w:r>
         <w:t xml:space="preserve"> </w:t>
       </w:r>
@@ -553,7 +491,6 @@
       <w:r>
         <w:t xml:space="preserve">O </w:t>
       </w:r>
-      <w:proofErr w:type="spellStart"/>
       <w:r>
         <w:rPr>
           <w:i/>
@@ -561,7 +498,6 @@
         </w:rPr>
         <w:t>undefined</w:t>
       </w:r>
-      <w:proofErr w:type="spellEnd"/>
       <w:r>
         <w:t xml:space="preserve"> é declarado automaticamente quando você não declara uma variável (você não configura esse valor)</w:t>
       </w:r>
@@ -620,13 +556,8 @@
         <w:ind w:firstLine="0"/>
         <w:jc w:val="center"/>
       </w:pPr>
-      <w:proofErr w:type="spellStart"/>
-      <w:r>
-        <w:t>Obs</w:t>
-      </w:r>
-      <w:proofErr w:type="spellEnd"/>
-      <w:r>
-        <w:t>: podemos usar a contrabarra \ como tecla de escape (já é um valor pré-definido)</w:t>
+      <w:r>
+        <w:t>Obs: podemos usar a contrabarra \ como tecla de escape (já é um valor pré-definido)</w:t>
       </w:r>
     </w:p>
     <w:p>
@@ -635,6 +566,9 @@
         <w:jc w:val="center"/>
       </w:pPr>
       <w:r>
+        <w:rPr>
+          <w:noProof/>
+        </w:rPr>
         <w:lastRenderedPageBreak/>
         <w:drawing>
           <wp:inline distT="0" distB="0" distL="0" distR="0" wp14:anchorId="5770C799" wp14:editId="1CA60F47">
@@ -679,6 +613,9 @@
         <w:jc w:val="center"/>
       </w:pPr>
       <w:r>
+        <w:rPr>
+          <w:noProof/>
+        </w:rPr>
         <w:drawing>
           <wp:inline distT="0" distB="0" distL="0" distR="0" wp14:anchorId="1AECFD92" wp14:editId="10C89485">
             <wp:extent cx="828791" cy="209579"/>
@@ -722,6 +659,9 @@
         <w:jc w:val="center"/>
       </w:pPr>
       <w:r>
+        <w:rPr>
+          <w:noProof/>
+        </w:rPr>
         <w:drawing>
           <wp:inline distT="0" distB="0" distL="0" distR="0" wp14:anchorId="3CE8D61A" wp14:editId="4B6A7FC2">
             <wp:extent cx="1905266" cy="1867161"/>
@@ -982,7 +922,7 @@
         <w:rPr>
           <w:noProof/>
         </w:rPr>
-        <w:t xml:space="preserve"> te mostra em qual índice está aquelae dado, no caso da STRING te retorna onde que ele começa, se retornar -1 quer dizer que o valor não foi encontrado.</w:t>
+        <w:t xml:space="preserve"> te mostra em qual índice está aquele dado, no caso da STRING te retorna onde que ele começa, se retornar -1 quer dizer que o valor não foi encontrado.</w:t>
       </w:r>
       <w:r>
         <w:rPr>
@@ -1429,19 +1369,7 @@
         <w:rPr>
           <w:noProof/>
         </w:rPr>
-        <w:t xml:space="preserve"> </w:t>
-      </w:r>
-      <w:r>
-        <w:rPr>
-          <w:noProof/>
-        </w:rPr>
-        <w:t xml:space="preserve">deixa a STRING toda em </w:t>
-      </w:r>
-      <w:r>
-        <w:rPr>
-          <w:noProof/>
-        </w:rPr>
-        <w:t>maiúscula</w:t>
+        <w:t xml:space="preserve"> deixa a STRING toda em maiúscula</w:t>
       </w:r>
     </w:p>
     <w:p>
@@ -1538,51 +1466,32 @@
       <w:pPr>
         <w:ind w:firstLine="0"/>
       </w:pPr>
-      <w:proofErr w:type="spellStart"/>
-      <w:r>
-        <w:rPr>
-          <w:i/>
-          <w:iCs/>
-        </w:rPr>
-        <w:t>parseInt</w:t>
-      </w:r>
-      <w:proofErr w:type="spellEnd"/>
-      <w:r>
-        <w:rPr>
-          <w:i/>
-          <w:iCs/>
-        </w:rPr>
+      <w:r>
+        <w:rPr>
+          <w:i/>
+          <w:iCs/>
+        </w:rPr>
+        <w:t xml:space="preserve">parseInt </w:t>
+      </w:r>
+      <w:r>
+        <w:t>e</w:t>
+      </w:r>
+      <w:r>
+        <w:rPr>
+          <w:i/>
+          <w:iCs/>
+        </w:rPr>
+        <w:t xml:space="preserve"> parseFloat</w:t>
+      </w:r>
+      <w:r>
         <w:t xml:space="preserve"> </w:t>
       </w:r>
       <w:r>
-        <w:t>e</w:t>
-      </w:r>
-      <w:r>
-        <w:rPr>
-          <w:i/>
-          <w:iCs/>
-        </w:rPr>
-        <w:t xml:space="preserve"> </w:t>
-      </w:r>
-      <w:proofErr w:type="spellStart"/>
-      <w:r>
-        <w:rPr>
-          <w:i/>
-          <w:iCs/>
-        </w:rPr>
-        <w:t>parseFloat</w:t>
-      </w:r>
-      <w:proofErr w:type="spellEnd"/>
-      <w:r>
-        <w:t xml:space="preserve"> </w:t>
-      </w:r>
-      <w:r>
         <w:sym w:font="Wingdings" w:char="F0E0"/>
       </w:r>
       <w:r>
         <w:t xml:space="preserve"> faz a conversão de uma </w:t>
       </w:r>
-      <w:proofErr w:type="spellStart"/>
       <w:r>
         <w:rPr>
           <w:i/>
@@ -1590,7 +1499,6 @@
         </w:rPr>
         <w:t>string</w:t>
       </w:r>
-      <w:proofErr w:type="spellEnd"/>
       <w:r>
         <w:t xml:space="preserve"> para um número inteiro e um número real</w:t>
       </w:r>
@@ -1599,7 +1507,6 @@
       <w:pPr>
         <w:ind w:firstLine="0"/>
       </w:pPr>
-      <w:proofErr w:type="spellStart"/>
       <w:r>
         <w:rPr>
           <w:i/>
@@ -1607,7 +1514,6 @@
         </w:rPr>
         <w:t>Number</w:t>
       </w:r>
-      <w:proofErr w:type="spellEnd"/>
       <w:r>
         <w:t xml:space="preserve"> </w:t>
       </w:r>
@@ -1675,7 +1581,6 @@
           <w:szCs w:val="24"/>
         </w:rPr>
       </w:pPr>
-      <w:proofErr w:type="spellStart"/>
       <w:r>
         <w:rPr>
           <w:b/>
@@ -1683,19 +1588,173 @@
           <w:sz w:val="28"/>
           <w:szCs w:val="24"/>
         </w:rPr>
-        <w:t>Alert</w:t>
-      </w:r>
-      <w:proofErr w:type="spellEnd"/>
-      <w:r>
+        <w:t>Alert, confirm e prompt</w:t>
+      </w:r>
+    </w:p>
+    <w:p>
+      <w:pPr>
+        <w:ind w:firstLine="0"/>
+      </w:pPr>
+      <w:proofErr w:type="gramStart"/>
+      <w:r>
+        <w:rPr>
+          <w:i/>
+          <w:iCs/>
+        </w:rPr>
+        <w:t>Alert(</w:t>
+      </w:r>
+      <w:proofErr w:type="gramEnd"/>
+      <w:r>
+        <w:rPr>
+          <w:i/>
+          <w:iCs/>
+        </w:rPr>
+        <w:t>)</w:t>
+      </w:r>
+      <w:r>
+        <w:t xml:space="preserve"> </w:t>
+      </w:r>
+      <w:r>
+        <w:sym w:font="Wingdings" w:char="F0E0"/>
+      </w:r>
+      <w:r>
+        <w:t xml:space="preserve"> abre uma janela de notificação (retorna </w:t>
+      </w:r>
+      <w:r>
+        <w:rPr>
+          <w:i/>
+          <w:iCs/>
+        </w:rPr>
+        <w:t>undefined</w:t>
+      </w:r>
+      <w:r>
+        <w:t>)</w:t>
+      </w:r>
+    </w:p>
+    <w:p>
+      <w:pPr>
+        <w:ind w:firstLine="0"/>
+      </w:pPr>
+      <w:proofErr w:type="gramStart"/>
+      <w:r>
+        <w:rPr>
+          <w:i/>
+          <w:iCs/>
+        </w:rPr>
+        <w:t>Confirm</w:t>
+      </w:r>
+      <w:r>
+        <w:rPr>
+          <w:i/>
+          <w:iCs/>
+        </w:rPr>
+        <w:t>(</w:t>
+      </w:r>
+      <w:proofErr w:type="gramEnd"/>
+      <w:r>
+        <w:rPr>
+          <w:i/>
+          <w:iCs/>
+        </w:rPr>
+        <w:t>)</w:t>
+      </w:r>
+      <w:r>
+        <w:t xml:space="preserve"> </w:t>
+      </w:r>
+      <w:r>
+        <w:sym w:font="Wingdings" w:char="F0E0"/>
+      </w:r>
+      <w:r>
+        <w:t xml:space="preserve"> abre uma mensagem pedindo para confirmar (retorna </w:t>
+      </w:r>
+      <w:r>
+        <w:rPr>
+          <w:i/>
+          <w:iCs/>
+        </w:rPr>
+        <w:t>true</w:t>
+      </w:r>
+      <w:r>
+        <w:t xml:space="preserve"> ou </w:t>
+      </w:r>
+      <w:r>
+        <w:rPr>
+          <w:i/>
+          <w:iCs/>
+        </w:rPr>
+        <w:t>false)</w:t>
+      </w:r>
+    </w:p>
+    <w:p>
+      <w:pPr>
+        <w:ind w:firstLine="0"/>
+      </w:pPr>
+      <w:proofErr w:type="gramStart"/>
+      <w:r>
+        <w:rPr>
+          <w:i/>
+          <w:iCs/>
+        </w:rPr>
+        <w:t>Prompt(</w:t>
+      </w:r>
+      <w:proofErr w:type="gramEnd"/>
+      <w:r>
+        <w:rPr>
+          <w:i/>
+          <w:iCs/>
+        </w:rPr>
+        <w:t>)</w:t>
+      </w:r>
+      <w:r>
+        <w:t xml:space="preserve"> </w:t>
+      </w:r>
+      <w:r>
+        <w:sym w:font="Wingdings" w:char="F0E0"/>
+      </w:r>
+      <w:r>
+        <w:t xml:space="preserve"> abre uma caixa com um </w:t>
+      </w:r>
+      <w:r>
+        <w:rPr>
+          <w:i/>
+          <w:iCs/>
+        </w:rPr>
+        <w:t>i</w:t>
+      </w:r>
+      <w:r>
+        <w:rPr>
+          <w:i/>
+          <w:iCs/>
+        </w:rPr>
+        <w:t>n</w:t>
+      </w:r>
+      <w:r>
+        <w:rPr>
+          <w:i/>
+          <w:iCs/>
+        </w:rPr>
+        <w:t>put</w:t>
+      </w:r>
+      <w:r>
+        <w:t xml:space="preserve"> de texto</w:t>
+      </w:r>
+    </w:p>
+    <w:p>
+      <w:pPr>
+        <w:ind w:firstLine="0"/>
+      </w:pPr>
+    </w:p>
+    <w:p>
+      <w:pPr>
+        <w:ind w:firstLine="0"/>
+        <w:jc w:val="center"/>
         <w:rPr>
           <w:b/>
           <w:bCs/>
           <w:sz w:val="28"/>
           <w:szCs w:val="24"/>
         </w:rPr>
-        <w:t xml:space="preserve">, </w:t>
-      </w:r>
-      <w:proofErr w:type="spellStart"/>
+      </w:pPr>
       <w:r>
         <w:rPr>
           <w:b/>
@@ -1703,210 +1762,9 @@
           <w:sz w:val="28"/>
           <w:szCs w:val="24"/>
         </w:rPr>
-        <w:t>confirm</w:t>
-      </w:r>
-      <w:proofErr w:type="spellEnd"/>
-      <w:r>
-        <w:rPr>
-          <w:b/>
-          <w:bCs/>
-          <w:sz w:val="28"/>
-          <w:szCs w:val="24"/>
-        </w:rPr>
-        <w:t xml:space="preserve"> e prompt</w:t>
-      </w:r>
-    </w:p>
-    <w:p>
-      <w:pPr>
-        <w:ind w:firstLine="0"/>
-      </w:pPr>
-      <w:proofErr w:type="spellStart"/>
-      <w:proofErr w:type="gramStart"/>
-      <w:r>
-        <w:rPr>
-          <w:i/>
-          <w:iCs/>
-        </w:rPr>
-        <w:t>Alert</w:t>
-      </w:r>
-      <w:proofErr w:type="spellEnd"/>
-      <w:r>
-        <w:rPr>
-          <w:i/>
-          <w:iCs/>
-        </w:rPr>
-        <w:t>(</w:t>
-      </w:r>
-      <w:proofErr w:type="gramEnd"/>
-      <w:r>
-        <w:rPr>
-          <w:i/>
-          <w:iCs/>
-        </w:rPr>
-        <w:t>)</w:t>
-      </w:r>
-      <w:r>
-        <w:t xml:space="preserve"> </w:t>
-      </w:r>
-      <w:r>
-        <w:sym w:font="Wingdings" w:char="F0E0"/>
-      </w:r>
-      <w:r>
-        <w:t xml:space="preserve"> abre uma janela de notificação (retorna </w:t>
-      </w:r>
-      <w:proofErr w:type="spellStart"/>
-      <w:r>
-        <w:rPr>
-          <w:i/>
-          <w:iCs/>
-        </w:rPr>
-        <w:t>undefined</w:t>
-      </w:r>
-      <w:proofErr w:type="spellEnd"/>
-      <w:r>
-        <w:t>)</w:t>
-      </w:r>
-    </w:p>
-    <w:p>
-      <w:pPr>
-        <w:ind w:firstLine="0"/>
-      </w:pPr>
-      <w:proofErr w:type="spellStart"/>
-      <w:proofErr w:type="gramStart"/>
-      <w:r>
-        <w:rPr>
-          <w:i/>
-          <w:iCs/>
-        </w:rPr>
-        <w:t>Confirm</w:t>
-      </w:r>
-      <w:proofErr w:type="spellEnd"/>
-      <w:r>
-        <w:rPr>
-          <w:i/>
-          <w:iCs/>
-        </w:rPr>
-        <w:t>(</w:t>
-      </w:r>
-      <w:proofErr w:type="gramEnd"/>
-      <w:r>
-        <w:rPr>
-          <w:i/>
-          <w:iCs/>
-        </w:rPr>
-        <w:t>)</w:t>
-      </w:r>
-      <w:r>
-        <w:t xml:space="preserve"> </w:t>
-      </w:r>
-      <w:r>
-        <w:sym w:font="Wingdings" w:char="F0E0"/>
-      </w:r>
-      <w:r>
-        <w:t xml:space="preserve"> abre uma mensagem pedindo para confirmar (retorna </w:t>
-      </w:r>
-      <w:proofErr w:type="spellStart"/>
-      <w:r>
-        <w:rPr>
-          <w:i/>
-          <w:iCs/>
-        </w:rPr>
-        <w:t>true</w:t>
-      </w:r>
-      <w:proofErr w:type="spellEnd"/>
-      <w:r>
-        <w:t xml:space="preserve"> ou </w:t>
-      </w:r>
-      <w:r>
-        <w:rPr>
-          <w:i/>
-          <w:iCs/>
-        </w:rPr>
-        <w:t>false)</w:t>
-      </w:r>
-    </w:p>
-    <w:p>
-      <w:pPr>
-        <w:ind w:firstLine="0"/>
-      </w:pPr>
-      <w:proofErr w:type="gramStart"/>
-      <w:r>
-        <w:rPr>
-          <w:i/>
-          <w:iCs/>
-        </w:rPr>
-        <w:t>Prompt(</w:t>
-      </w:r>
-      <w:proofErr w:type="gramEnd"/>
-      <w:r>
-        <w:rPr>
-          <w:i/>
-          <w:iCs/>
-        </w:rPr>
-        <w:t>)</w:t>
-      </w:r>
-      <w:r>
-        <w:t xml:space="preserve"> </w:t>
-      </w:r>
-      <w:r>
-        <w:sym w:font="Wingdings" w:char="F0E0"/>
-      </w:r>
-      <w:r>
-        <w:t xml:space="preserve"> abre uma caixa com um </w:t>
-      </w:r>
-      <w:r>
-        <w:rPr>
-          <w:i/>
-          <w:iCs/>
-        </w:rPr>
-        <w:t>i</w:t>
-      </w:r>
-      <w:r>
-        <w:rPr>
-          <w:i/>
-          <w:iCs/>
-        </w:rPr>
-        <w:t>n</w:t>
-      </w:r>
-      <w:r>
-        <w:rPr>
-          <w:i/>
-          <w:iCs/>
-        </w:rPr>
-        <w:t>put</w:t>
-      </w:r>
-      <w:r>
-        <w:t xml:space="preserve"> de texto</w:t>
-      </w:r>
-    </w:p>
-    <w:p>
-      <w:pPr>
-        <w:ind w:firstLine="0"/>
-      </w:pPr>
-    </w:p>
-    <w:p>
-      <w:pPr>
-        <w:ind w:firstLine="0"/>
-        <w:jc w:val="center"/>
-        <w:rPr>
-          <w:b/>
-          <w:bCs/>
-          <w:sz w:val="28"/>
-          <w:szCs w:val="24"/>
-        </w:rPr>
-      </w:pPr>
-      <w:proofErr w:type="spellStart"/>
-      <w:r>
-        <w:rPr>
-          <w:b/>
-          <w:bCs/>
-          <w:sz w:val="28"/>
-          <w:szCs w:val="24"/>
-        </w:rPr>
         <w:lastRenderedPageBreak/>
         <w:t>Numbers</w:t>
       </w:r>
-      <w:proofErr w:type="spellEnd"/>
     </w:p>
     <w:p>
       <w:pPr>
@@ -1928,17 +1786,8 @@
           <w:i/>
           <w:iCs/>
         </w:rPr>
-        <w:t>.</w:t>
-      </w:r>
-      <w:proofErr w:type="spellStart"/>
-      <w:r>
-        <w:rPr>
-          <w:i/>
-          <w:iCs/>
-        </w:rPr>
-        <w:t>toString</w:t>
-      </w:r>
-      <w:proofErr w:type="spellEnd"/>
+        <w:t>.toString</w:t>
+      </w:r>
       <w:proofErr w:type="gramEnd"/>
       <w:r>
         <w:rPr>
@@ -1958,25 +1807,170 @@
           <w:i/>
           <w:iCs/>
         </w:rPr>
-        <w:t>.</w:t>
-      </w:r>
-      <w:proofErr w:type="spellStart"/>
-      <w:r>
-        <w:rPr>
-          <w:i/>
-          <w:iCs/>
-        </w:rPr>
-        <w:t>toString</w:t>
-      </w:r>
-      <w:proofErr w:type="spellEnd"/>
+        <w:t>.toString</w:t>
+      </w:r>
       <w:proofErr w:type="gramEnd"/>
       <w:r>
         <w:rPr>
           <w:i/>
           <w:iCs/>
         </w:rPr>
-        <w:t>(2</w:t>
-      </w:r>
+        <w:t xml:space="preserve">(2) </w:t>
+      </w:r>
+      <w:r>
+        <w:sym w:font="Wingdings" w:char="F0E0"/>
+      </w:r>
+      <w:r>
+        <w:t xml:space="preserve"> R</w:t>
+      </w:r>
+      <w:r>
+        <w:t>epresentação binári</w:t>
+      </w:r>
+      <w:r>
+        <w:t>a</w:t>
+      </w:r>
+      <w:r>
+        <w:t xml:space="preserve"> do número</w:t>
+      </w:r>
+    </w:p>
+    <w:p>
+      <w:pPr>
+        <w:ind w:firstLine="0"/>
+      </w:pPr>
+      <w:proofErr w:type="gramStart"/>
+      <w:r>
+        <w:rPr>
+          <w:i/>
+          <w:iCs/>
+        </w:rPr>
+        <w:t>.toFixed</w:t>
+      </w:r>
+      <w:proofErr w:type="gramEnd"/>
+      <w:r>
+        <w:rPr>
+          <w:i/>
+          <w:iCs/>
+        </w:rPr>
+        <w:t xml:space="preserve">(2) </w:t>
+      </w:r>
+      <w:r>
+        <w:sym w:font="Wingdings" w:char="F0E0"/>
+      </w:r>
+      <w:r>
+        <w:t xml:space="preserve"> Define a quantidade de casas decimais que o número vai ter</w:t>
+      </w:r>
+    </w:p>
+    <w:p>
+      <w:pPr>
+        <w:ind w:firstLine="0"/>
+        <w:rPr>
+          <w:i/>
+          <w:iCs/>
+        </w:rPr>
+      </w:pPr>
+      <w:r>
+        <w:rPr>
+          <w:i/>
+          <w:iCs/>
+        </w:rPr>
+        <w:t xml:space="preserve">Number.isInteger(num1) </w:t>
+      </w:r>
+      <w:r>
+        <w:sym w:font="Wingdings" w:char="F0E0"/>
+      </w:r>
+      <w:r>
+        <w:t xml:space="preserve"> você pergunta se o número é inteiro e retorna </w:t>
+      </w:r>
+      <w:r>
+        <w:rPr>
+          <w:i/>
+          <w:iCs/>
+        </w:rPr>
+        <w:t xml:space="preserve">true </w:t>
+      </w:r>
+      <w:r>
+        <w:t xml:space="preserve">ou </w:t>
+      </w:r>
+      <w:r>
+        <w:rPr>
+          <w:i/>
+          <w:iCs/>
+        </w:rPr>
+        <w:t>false</w:t>
+      </w:r>
+    </w:p>
+    <w:p>
+      <w:pPr>
+        <w:ind w:firstLine="0"/>
+        <w:rPr>
+          <w:i/>
+          <w:iCs/>
+        </w:rPr>
+      </w:pPr>
+      <w:r>
+        <w:rPr>
+          <w:i/>
+          <w:iCs/>
+        </w:rPr>
+        <w:t xml:space="preserve">NaN </w:t>
+      </w:r>
+      <w:r>
+        <w:sym w:font="Wingdings" w:char="F0E0"/>
+      </w:r>
+      <w:r>
+        <w:t xml:space="preserve"> Not a Number, você vai verificar isso com </w:t>
+      </w:r>
+      <w:r>
+        <w:rPr>
+          <w:i/>
+          <w:iCs/>
+        </w:rPr>
+        <w:t xml:space="preserve">Number.isNaN(num1) </w:t>
+      </w:r>
+      <w:r>
+        <w:t xml:space="preserve">e retorna </w:t>
+      </w:r>
+      <w:r>
+        <w:rPr>
+          <w:i/>
+          <w:iCs/>
+        </w:rPr>
+        <w:t xml:space="preserve">true </w:t>
+      </w:r>
+      <w:r>
+        <w:t>ou</w:t>
+      </w:r>
+      <w:r>
+        <w:rPr>
+          <w:i/>
+          <w:iCs/>
+        </w:rPr>
+        <w:t xml:space="preserve"> false</w:t>
+      </w:r>
+    </w:p>
+    <w:p>
+      <w:pPr>
+        <w:ind w:firstLine="0"/>
+        <w:rPr>
+          <w:i/>
+          <w:iCs/>
+        </w:rPr>
+      </w:pPr>
+      <w:r>
+        <w:t xml:space="preserve">Se você somar 0.1 com </w:t>
+      </w:r>
+      <w:r>
+        <w:t xml:space="preserve">0.8 no JS vai ter uma imprecisão retornando 0.8999999, para corrigir isso use </w:t>
+      </w:r>
+      <w:proofErr w:type="gramStart"/>
+      <w:r>
+        <w:rPr>
+          <w:i/>
+          <w:iCs/>
+        </w:rPr>
+        <w:t>Number(</w:t>
+      </w:r>
+      <w:proofErr w:type="gramEnd"/>
       <w:r>
         <w:rPr>
           <w:i/>
@@ -1985,196 +1979,6 @@
         <w:t xml:space="preserve">) </w:t>
       </w:r>
       <w:r>
-        <w:sym w:font="Wingdings" w:char="F0E0"/>
-      </w:r>
-      <w:r>
-        <w:t xml:space="preserve"> R</w:t>
-      </w:r>
-      <w:r>
-        <w:t>epresentação binári</w:t>
-      </w:r>
-      <w:r>
-        <w:t>a</w:t>
-      </w:r>
-      <w:r>
-        <w:t xml:space="preserve"> do número</w:t>
-      </w:r>
-    </w:p>
-    <w:p>
-      <w:pPr>
-        <w:ind w:firstLine="0"/>
-      </w:pPr>
-      <w:proofErr w:type="gramStart"/>
-      <w:r>
-        <w:rPr>
-          <w:i/>
-          <w:iCs/>
-        </w:rPr>
-        <w:t>.</w:t>
-      </w:r>
-      <w:proofErr w:type="spellStart"/>
-      <w:r>
-        <w:rPr>
-          <w:i/>
-          <w:iCs/>
-        </w:rPr>
-        <w:t>toFixed</w:t>
-      </w:r>
-      <w:proofErr w:type="spellEnd"/>
-      <w:proofErr w:type="gramEnd"/>
-      <w:r>
-        <w:rPr>
-          <w:i/>
-          <w:iCs/>
-        </w:rPr>
-        <w:t xml:space="preserve">(2) </w:t>
-      </w:r>
-      <w:r>
-        <w:sym w:font="Wingdings" w:char="F0E0"/>
-      </w:r>
-      <w:r>
-        <w:t xml:space="preserve"> Define a quantidade de casas decimais que o número vai ter</w:t>
-      </w:r>
-    </w:p>
-    <w:p>
-      <w:pPr>
-        <w:ind w:firstLine="0"/>
-        <w:rPr>
-          <w:i/>
-          <w:iCs/>
-        </w:rPr>
-      </w:pPr>
-      <w:proofErr w:type="spellStart"/>
-      <w:r>
-        <w:rPr>
-          <w:i/>
-          <w:iCs/>
-        </w:rPr>
-        <w:t>Number.isInteger</w:t>
-      </w:r>
-      <w:proofErr w:type="spellEnd"/>
-      <w:r>
-        <w:rPr>
-          <w:i/>
-          <w:iCs/>
-        </w:rPr>
-        <w:t xml:space="preserve">(num1) </w:t>
-      </w:r>
-      <w:r>
-        <w:sym w:font="Wingdings" w:char="F0E0"/>
-      </w:r>
-      <w:r>
-        <w:t xml:space="preserve"> você pergunta se o número é inteiro e retorna </w:t>
-      </w:r>
-      <w:proofErr w:type="spellStart"/>
-      <w:r>
-        <w:rPr>
-          <w:i/>
-          <w:iCs/>
-        </w:rPr>
-        <w:t>true</w:t>
-      </w:r>
-      <w:proofErr w:type="spellEnd"/>
-      <w:r>
-        <w:rPr>
-          <w:i/>
-          <w:iCs/>
-        </w:rPr>
-        <w:t xml:space="preserve"> </w:t>
-      </w:r>
-      <w:r>
-        <w:t xml:space="preserve">ou </w:t>
-      </w:r>
-      <w:r>
-        <w:rPr>
-          <w:i/>
-          <w:iCs/>
-        </w:rPr>
-        <w:t>false</w:t>
-      </w:r>
-    </w:p>
-    <w:p>
-      <w:pPr>
-        <w:ind w:firstLine="0"/>
-        <w:rPr>
-          <w:i/>
-          <w:iCs/>
-        </w:rPr>
-      </w:pPr>
-      <w:proofErr w:type="spellStart"/>
-      <w:r>
-        <w:rPr>
-          <w:i/>
-          <w:iCs/>
-        </w:rPr>
-        <w:t>NaN</w:t>
-      </w:r>
-      <w:proofErr w:type="spellEnd"/>
-      <w:r>
-        <w:rPr>
-          <w:i/>
-          <w:iCs/>
-        </w:rPr>
-        <w:t xml:space="preserve"> </w:t>
-      </w:r>
-      <w:r>
-        <w:sym w:font="Wingdings" w:char="F0E0"/>
-      </w:r>
-      <w:r>
-        <w:t xml:space="preserve"> </w:t>
-      </w:r>
-      <w:proofErr w:type="spellStart"/>
-      <w:r>
-        <w:t>Not</w:t>
-      </w:r>
-      <w:proofErr w:type="spellEnd"/>
-      <w:r>
-        <w:t xml:space="preserve"> a </w:t>
-      </w:r>
-      <w:proofErr w:type="spellStart"/>
-      <w:r>
-        <w:t>Number</w:t>
-      </w:r>
-      <w:proofErr w:type="spellEnd"/>
-      <w:r>
-        <w:t xml:space="preserve">, você vai verificar isso com </w:t>
-      </w:r>
-      <w:proofErr w:type="spellStart"/>
-      <w:r>
-        <w:rPr>
-          <w:i/>
-          <w:iCs/>
-        </w:rPr>
-        <w:t>Number.isNaN</w:t>
-      </w:r>
-      <w:proofErr w:type="spellEnd"/>
-      <w:r>
-        <w:rPr>
-          <w:i/>
-          <w:iCs/>
-        </w:rPr>
-        <w:t xml:space="preserve">(num1) </w:t>
-      </w:r>
-      <w:r>
-        <w:t xml:space="preserve">e retorna </w:t>
-      </w:r>
-      <w:proofErr w:type="spellStart"/>
-      <w:r>
-        <w:rPr>
-          <w:i/>
-          <w:iCs/>
-        </w:rPr>
-        <w:t>true</w:t>
-      </w:r>
-      <w:proofErr w:type="spellEnd"/>
-      <w:r>
-        <w:rPr>
-          <w:i/>
-          <w:iCs/>
-        </w:rPr>
-        <w:t xml:space="preserve"> </w:t>
-      </w:r>
-      <w:r>
         <w:t>ou</w:t>
       </w:r>
       <w:r>
@@ -2182,73 +1986,7 @@
           <w:i/>
           <w:iCs/>
         </w:rPr>
-        <w:t xml:space="preserve"> false</w:t>
-      </w:r>
-    </w:p>
-    <w:p>
-      <w:pPr>
-        <w:ind w:firstLine="0"/>
-        <w:rPr>
-          <w:i/>
-          <w:iCs/>
-        </w:rPr>
-      </w:pPr>
-      <w:r>
-        <w:t xml:space="preserve">Se você somar 0.1 com </w:t>
-      </w:r>
-      <w:r>
-        <w:t xml:space="preserve">0.8 no JS vai ter uma imprecisão retornando 0.8999999, para corrigir isso use </w:t>
-      </w:r>
-      <w:proofErr w:type="spellStart"/>
-      <w:proofErr w:type="gramStart"/>
-      <w:r>
-        <w:rPr>
-          <w:i/>
-          <w:iCs/>
-        </w:rPr>
-        <w:t>Number</w:t>
-      </w:r>
-      <w:proofErr w:type="spellEnd"/>
-      <w:r>
-        <w:rPr>
-          <w:i/>
-          <w:iCs/>
-        </w:rPr>
-        <w:t>(</w:t>
-      </w:r>
-      <w:proofErr w:type="gramEnd"/>
-      <w:r>
-        <w:rPr>
-          <w:i/>
-          <w:iCs/>
-        </w:rPr>
-        <w:t xml:space="preserve">) </w:t>
-      </w:r>
-      <w:r>
-        <w:t>ou</w:t>
-      </w:r>
-      <w:r>
-        <w:rPr>
-          <w:i/>
-          <w:iCs/>
-        </w:rPr>
-        <w:t xml:space="preserve"> </w:t>
-      </w:r>
-      <w:proofErr w:type="spellStart"/>
-      <w:r>
-        <w:rPr>
-          <w:i/>
-          <w:iCs/>
-        </w:rPr>
-        <w:t>parseFloat</w:t>
-      </w:r>
-      <w:proofErr w:type="spellEnd"/>
-      <w:r>
-        <w:rPr>
-          <w:i/>
-          <w:iCs/>
-        </w:rPr>
-        <w:t>()</w:t>
+        <w:t xml:space="preserve"> parseFloat()</w:t>
       </w:r>
     </w:p>
     <w:p>
@@ -2257,6 +1995,9 @@
         <w:jc w:val="center"/>
       </w:pPr>
       <w:r>
+        <w:rPr>
+          <w:noProof/>
+        </w:rPr>
         <w:drawing>
           <wp:inline distT="0" distB="0" distL="0" distR="0" wp14:anchorId="73CC834B" wp14:editId="07D5CD69">
             <wp:extent cx="3810532" cy="2248214"/>
@@ -2312,352 +2053,272 @@
           <w:sz w:val="28"/>
           <w:szCs w:val="24"/>
         </w:rPr>
-        <w:t xml:space="preserve">Objeto </w:t>
-      </w:r>
-      <w:proofErr w:type="spellStart"/>
-      <w:r>
+        <w:t>Objeto Math</w:t>
+      </w:r>
+    </w:p>
+    <w:p>
+      <w:pPr>
+        <w:ind w:firstLine="0"/>
+      </w:pPr>
+      <w:bookmarkStart w:id="0" w:name="_Hlk220424765"/>
+      <w:r>
+        <w:rPr>
+          <w:i/>
+          <w:iCs/>
+        </w:rPr>
+        <w:t>Math</w:t>
+      </w:r>
+      <w:bookmarkEnd w:id="0"/>
+      <w:r>
+        <w:rPr>
+          <w:i/>
+          <w:iCs/>
+        </w:rPr>
+        <w:t xml:space="preserve">.floor() </w:t>
+      </w:r>
+      <w:r>
+        <w:sym w:font="Wingdings" w:char="F0E0"/>
+      </w:r>
+      <w:r>
+        <w:t xml:space="preserve"> Arredonda o número para número inteiro mais próximo para baixo</w:t>
+      </w:r>
+    </w:p>
+    <w:p>
+      <w:pPr>
+        <w:ind w:firstLine="0"/>
+      </w:pPr>
+      <w:r>
+        <w:rPr>
+          <w:i/>
+          <w:iCs/>
+        </w:rPr>
+        <w:t>Math</w:t>
+      </w:r>
+      <w:r>
+        <w:rPr>
+          <w:i/>
+          <w:iCs/>
+        </w:rPr>
+        <w:t xml:space="preserve">.ceil() </w:t>
+      </w:r>
+      <w:r>
+        <w:sym w:font="Wingdings" w:char="F0E0"/>
+      </w:r>
+      <w:r>
+        <w:t xml:space="preserve"> Arredonda o número para número inteiro mais próximo para cima</w:t>
+      </w:r>
+    </w:p>
+    <w:p>
+      <w:pPr>
+        <w:ind w:firstLine="0"/>
+      </w:pPr>
+      <w:r>
+        <w:rPr>
+          <w:i/>
+          <w:iCs/>
+        </w:rPr>
+        <w:t>Math</w:t>
+      </w:r>
+      <w:r>
+        <w:rPr>
+          <w:i/>
+          <w:iCs/>
+        </w:rPr>
+        <w:t xml:space="preserve">.round() </w:t>
+      </w:r>
+      <w:r>
+        <w:sym w:font="Wingdings" w:char="F0E0"/>
+      </w:r>
+      <w:r>
+        <w:t xml:space="preserve"> Arredonda o número para número inteiro mais próximo</w:t>
+      </w:r>
+    </w:p>
+    <w:p>
+      <w:pPr>
+        <w:ind w:firstLine="0"/>
+      </w:pPr>
+      <w:proofErr w:type="gramStart"/>
+      <w:r>
+        <w:rPr>
+          <w:i/>
+          <w:iCs/>
+        </w:rPr>
+        <w:t>Math</w:t>
+      </w:r>
+      <w:r>
+        <w:rPr>
+          <w:i/>
+          <w:iCs/>
+        </w:rPr>
+        <w:t>.max(</w:t>
+      </w:r>
+      <w:proofErr w:type="gramEnd"/>
+      <w:r>
+        <w:rPr>
+          <w:i/>
+          <w:iCs/>
+        </w:rPr>
+        <w:t xml:space="preserve">) </w:t>
+      </w:r>
+      <w:r>
+        <w:sym w:font="Wingdings" w:char="F0E0"/>
+      </w:r>
+      <w:r>
+        <w:t xml:space="preserve"> Pega o maior número de uma sequência de números</w:t>
+      </w:r>
+    </w:p>
+    <w:p>
+      <w:pPr>
+        <w:ind w:firstLine="0"/>
+      </w:pPr>
+      <w:proofErr w:type="gramStart"/>
+      <w:r>
+        <w:rPr>
+          <w:i/>
+          <w:iCs/>
+        </w:rPr>
+        <w:t>Math</w:t>
+      </w:r>
+      <w:r>
+        <w:rPr>
+          <w:i/>
+          <w:iCs/>
+        </w:rPr>
+        <w:t>.min(</w:t>
+      </w:r>
+      <w:proofErr w:type="gramEnd"/>
+      <w:r>
+        <w:rPr>
+          <w:i/>
+          <w:iCs/>
+        </w:rPr>
+        <w:t xml:space="preserve">) </w:t>
+      </w:r>
+      <w:r>
+        <w:sym w:font="Wingdings" w:char="F0E0"/>
+      </w:r>
+      <w:r>
+        <w:t xml:space="preserve"> Pega o menor número de uma sequência de números</w:t>
+      </w:r>
+    </w:p>
+    <w:p>
+      <w:pPr>
+        <w:ind w:firstLine="0"/>
+      </w:pPr>
+      <w:r>
+        <w:rPr>
+          <w:i/>
+          <w:iCs/>
+        </w:rPr>
+        <w:t>Math</w:t>
+      </w:r>
+      <w:r>
+        <w:rPr>
+          <w:i/>
+          <w:iCs/>
+        </w:rPr>
+        <w:t xml:space="preserve">.random() </w:t>
+      </w:r>
+      <w:r>
+        <w:sym w:font="Wingdings" w:char="F0E0"/>
+      </w:r>
+      <w:r>
+        <w:t xml:space="preserve"> Gera um número aleatório entre 0 e 1, não inclusos</w:t>
+      </w:r>
+    </w:p>
+    <w:p>
+      <w:pPr>
+        <w:ind w:firstLine="0"/>
+      </w:pPr>
+      <w:r>
+        <w:rPr>
+          <w:i/>
+          <w:iCs/>
+        </w:rPr>
+        <w:t>Math</w:t>
+      </w:r>
+      <w:r>
+        <w:rPr>
+          <w:i/>
+          <w:iCs/>
+        </w:rPr>
+        <w:t>.pow(</w:t>
+      </w:r>
+      <w:proofErr w:type="gramStart"/>
+      <w:r>
+        <w:rPr>
+          <w:i/>
+          <w:iCs/>
+        </w:rPr>
+        <w:t>x,y</w:t>
+      </w:r>
+      <w:proofErr w:type="gramEnd"/>
+      <w:r>
+        <w:rPr>
+          <w:i/>
+          <w:iCs/>
+        </w:rPr>
+        <w:t xml:space="preserve">) </w:t>
+      </w:r>
+      <w:r>
+        <w:sym w:font="Wingdings" w:char="F0E0"/>
+      </w:r>
+      <w:r>
+        <w:t xml:space="preserve"> Eleva o x</w:t>
+      </w:r>
+      <w:r>
+        <w:t xml:space="preserve"> a y</w:t>
+      </w:r>
+    </w:p>
+    <w:p>
+      <w:pPr>
+        <w:ind w:firstLine="0"/>
+      </w:pPr>
+      <w:r>
+        <w:rPr>
+          <w:i/>
+          <w:iCs/>
+        </w:rPr>
+        <w:t>Math</w:t>
+      </w:r>
+      <w:r>
+        <w:rPr>
+          <w:i/>
+          <w:iCs/>
+        </w:rPr>
+        <w:t xml:space="preserve">.PI </w:t>
+      </w:r>
+      <w:r>
+        <w:sym w:font="Wingdings" w:char="F0E0"/>
+      </w:r>
+      <w:r>
+        <w:t xml:space="preserve"> pega o número</w:t>
+      </w:r>
+      <w:r>
+        <w:t xml:space="preserve"> de π</w:t>
+      </w:r>
+    </w:p>
+    <w:p>
+      <w:pPr>
+        <w:ind w:firstLine="0"/>
+        <w:jc w:val="center"/>
         <w:rPr>
           <w:b/>
           <w:bCs/>
           <w:sz w:val="28"/>
           <w:szCs w:val="24"/>
         </w:rPr>
-        <w:t>Math</w:t>
-      </w:r>
-      <w:proofErr w:type="spellEnd"/>
-    </w:p>
-    <w:p>
-      <w:pPr>
-        <w:ind w:firstLine="0"/>
-      </w:pPr>
-      <w:proofErr w:type="gramStart"/>
-      <w:r>
-        <w:rPr>
-          <w:i/>
-          <w:iCs/>
-        </w:rPr>
-        <w:t>.</w:t>
-      </w:r>
-      <w:proofErr w:type="spellStart"/>
-      <w:r>
-        <w:rPr>
-          <w:i/>
-          <w:iCs/>
-        </w:rPr>
-        <w:t>floor</w:t>
-      </w:r>
-      <w:proofErr w:type="spellEnd"/>
-      <w:proofErr w:type="gramEnd"/>
-      <w:r>
-        <w:rPr>
-          <w:i/>
-          <w:iCs/>
-        </w:rPr>
-        <w:t xml:space="preserve">() </w:t>
-      </w:r>
-      <w:r>
-        <w:sym w:font="Wingdings" w:char="F0E0"/>
-      </w:r>
-      <w:r>
-        <w:t xml:space="preserve"> Arredonda o número para número inteiro mais próximo para baixo</w:t>
-      </w:r>
-    </w:p>
-    <w:p>
-      <w:pPr>
-        <w:ind w:firstLine="0"/>
-      </w:pPr>
-      <w:proofErr w:type="gramStart"/>
-      <w:r>
-        <w:rPr>
-          <w:i/>
-          <w:iCs/>
-        </w:rPr>
-        <w:t>.</w:t>
-      </w:r>
-      <w:proofErr w:type="spellStart"/>
-      <w:r>
-        <w:rPr>
-          <w:i/>
-          <w:iCs/>
-        </w:rPr>
-        <w:t>ceil</w:t>
-      </w:r>
-      <w:proofErr w:type="spellEnd"/>
-      <w:proofErr w:type="gramEnd"/>
-      <w:r>
-        <w:rPr>
-          <w:i/>
-          <w:iCs/>
-        </w:rPr>
-        <w:t xml:space="preserve">() </w:t>
-      </w:r>
-      <w:r>
-        <w:sym w:font="Wingdings" w:char="F0E0"/>
-      </w:r>
-      <w:r>
-        <w:t xml:space="preserve"> Arredonda o número para número inteiro mais próximo para </w:t>
-      </w:r>
-      <w:r>
-        <w:t>cima</w:t>
-      </w:r>
-    </w:p>
-    <w:p>
-      <w:pPr>
-        <w:ind w:firstLine="0"/>
-      </w:pPr>
-      <w:proofErr w:type="gramStart"/>
-      <w:r>
-        <w:rPr>
-          <w:i/>
-          <w:iCs/>
-        </w:rPr>
-        <w:t>.round</w:t>
-      </w:r>
-      <w:proofErr w:type="gramEnd"/>
-      <w:r>
-        <w:rPr>
-          <w:i/>
-          <w:iCs/>
-        </w:rPr>
-        <w:t xml:space="preserve">() </w:t>
-      </w:r>
-      <w:r>
-        <w:sym w:font="Wingdings" w:char="F0E0"/>
-      </w:r>
-      <w:r>
-        <w:t xml:space="preserve"> </w:t>
-      </w:r>
-      <w:r>
-        <w:t>Arredonda o número para número inteiro mais próximo</w:t>
-      </w:r>
-    </w:p>
-    <w:p>
-      <w:pPr>
-        <w:ind w:firstLine="0"/>
-      </w:pPr>
-      <w:r>
-        <w:rPr>
-          <w:i/>
-          <w:iCs/>
-        </w:rPr>
-        <w:t>.</w:t>
-      </w:r>
-      <w:proofErr w:type="spellStart"/>
-      <w:proofErr w:type="gramStart"/>
-      <w:r>
-        <w:rPr>
-          <w:i/>
-          <w:iCs/>
-        </w:rPr>
-        <w:t>max</w:t>
-      </w:r>
-      <w:proofErr w:type="spellEnd"/>
-      <w:r>
-        <w:rPr>
-          <w:i/>
-          <w:iCs/>
-        </w:rPr>
-        <w:t>(</w:t>
-      </w:r>
-      <w:proofErr w:type="gramEnd"/>
-      <w:r>
-        <w:rPr>
-          <w:i/>
-          <w:iCs/>
-        </w:rPr>
-        <w:t xml:space="preserve">) </w:t>
-      </w:r>
-      <w:r>
-        <w:sym w:font="Wingdings" w:char="F0E0"/>
-      </w:r>
-      <w:r>
-        <w:t xml:space="preserve"> Pega o maior número de uma sequência de números</w:t>
-      </w:r>
-    </w:p>
-    <w:p>
-      <w:pPr>
-        <w:ind w:firstLine="0"/>
-      </w:pPr>
-      <w:proofErr w:type="gramStart"/>
-      <w:r>
-        <w:rPr>
-          <w:i/>
-          <w:iCs/>
-        </w:rPr>
-        <w:t>.m</w:t>
-      </w:r>
-      <w:r>
-        <w:rPr>
-          <w:i/>
-          <w:iCs/>
-        </w:rPr>
-        <w:t>in</w:t>
-      </w:r>
-      <w:proofErr w:type="gramEnd"/>
-      <w:r>
-        <w:rPr>
-          <w:i/>
-          <w:iCs/>
-        </w:rPr>
-        <w:t xml:space="preserve">() </w:t>
-      </w:r>
-      <w:r>
-        <w:sym w:font="Wingdings" w:char="F0E0"/>
-      </w:r>
-      <w:r>
-        <w:t xml:space="preserve"> Pega o </w:t>
-      </w:r>
-      <w:r>
-        <w:t>menor</w:t>
-      </w:r>
-      <w:r>
-        <w:t xml:space="preserve"> número de uma sequência de números</w:t>
-      </w:r>
-    </w:p>
-    <w:p>
-      <w:pPr>
-        <w:ind w:firstLine="0"/>
-      </w:pPr>
-      <w:proofErr w:type="gramStart"/>
-      <w:r>
-        <w:rPr>
-          <w:i/>
-          <w:iCs/>
-        </w:rPr>
-        <w:t>.</w:t>
-      </w:r>
-      <w:proofErr w:type="spellStart"/>
-      <w:r>
-        <w:rPr>
-          <w:i/>
-          <w:iCs/>
-        </w:rPr>
-        <w:t>random</w:t>
-      </w:r>
-      <w:proofErr w:type="spellEnd"/>
-      <w:proofErr w:type="gramEnd"/>
-      <w:r>
-        <w:rPr>
-          <w:i/>
-          <w:iCs/>
-        </w:rPr>
-        <w:t xml:space="preserve">() </w:t>
-      </w:r>
-      <w:r>
-        <w:sym w:font="Wingdings" w:char="F0E0"/>
-      </w:r>
-      <w:r>
-        <w:t xml:space="preserve"> Gera um número aleatório entre 0 e 1, não inclusos</w:t>
-      </w:r>
-    </w:p>
-    <w:p>
-      <w:pPr>
-        <w:ind w:firstLine="0"/>
-      </w:pPr>
-      <w:proofErr w:type="gramStart"/>
-      <w:r>
-        <w:rPr>
-          <w:i/>
-          <w:iCs/>
-        </w:rPr>
-        <w:t>.</w:t>
-      </w:r>
-      <w:proofErr w:type="spellStart"/>
-      <w:r>
-        <w:rPr>
-          <w:i/>
-          <w:iCs/>
-        </w:rPr>
-        <w:t>pow</w:t>
-      </w:r>
-      <w:proofErr w:type="spellEnd"/>
-      <w:proofErr w:type="gramEnd"/>
-      <w:r>
-        <w:rPr>
-          <w:i/>
-          <w:iCs/>
-        </w:rPr>
-        <w:t>(</w:t>
-      </w:r>
-      <w:proofErr w:type="spellStart"/>
-      <w:r>
-        <w:rPr>
-          <w:i/>
-          <w:iCs/>
-        </w:rPr>
-        <w:t>x,y</w:t>
-      </w:r>
-      <w:proofErr w:type="spellEnd"/>
-      <w:r>
-        <w:rPr>
-          <w:i/>
-          <w:iCs/>
-        </w:rPr>
-        <w:t xml:space="preserve">) </w:t>
-      </w:r>
-      <w:r>
-        <w:sym w:font="Wingdings" w:char="F0E0"/>
-      </w:r>
-      <w:r>
-        <w:t xml:space="preserve"> Eleva o x</w:t>
-      </w:r>
-      <w:r>
-        <w:t xml:space="preserve"> a y</w:t>
-      </w:r>
-    </w:p>
-    <w:p>
-      <w:pPr>
-        <w:ind w:firstLine="0"/>
-      </w:pPr>
-      <w:proofErr w:type="gramStart"/>
-      <w:r>
-        <w:rPr>
-          <w:i/>
-          <w:iCs/>
-        </w:rPr>
-        <w:t>.PI</w:t>
-      </w:r>
-      <w:proofErr w:type="gramEnd"/>
-      <w:r>
-        <w:rPr>
-          <w:i/>
-          <w:iCs/>
-        </w:rPr>
-        <w:t xml:space="preserve"> </w:t>
-      </w:r>
-      <w:r>
-        <w:sym w:font="Wingdings" w:char="F0E0"/>
-      </w:r>
-      <w:r>
-        <w:t xml:space="preserve"> pega o número</w:t>
-      </w:r>
-      <w:r>
-        <w:t xml:space="preserve"> de π</w:t>
-      </w:r>
-    </w:p>
-    <w:p>
-      <w:pPr>
-        <w:ind w:firstLine="0"/>
-        <w:jc w:val="center"/>
+      </w:pPr>
+      <w:r>
         <w:rPr>
           <w:b/>
           <w:bCs/>
           <w:sz w:val="28"/>
           <w:szCs w:val="24"/>
         </w:rPr>
-      </w:pPr>
-      <w:proofErr w:type="spellStart"/>
-      <w:r>
-        <w:rPr>
-          <w:b/>
-          <w:bCs/>
-          <w:sz w:val="28"/>
-          <w:szCs w:val="24"/>
-        </w:rPr>
         <w:lastRenderedPageBreak/>
         <w:t>Arrays</w:t>
       </w:r>
-      <w:proofErr w:type="spellEnd"/>
     </w:p>
     <w:p>
       <w:pPr>
@@ -2696,17 +2357,8 @@
           <w:i/>
           <w:iCs/>
         </w:rPr>
-        <w:t>.</w:t>
-      </w:r>
-      <w:proofErr w:type="spellStart"/>
-      <w:r>
-        <w:rPr>
-          <w:i/>
-          <w:iCs/>
-        </w:rPr>
-        <w:t>push</w:t>
-      </w:r>
-      <w:proofErr w:type="spellEnd"/>
+        <w:t>.push</w:t>
+      </w:r>
       <w:proofErr w:type="gramEnd"/>
       <w:r>
         <w:rPr>
@@ -2732,17 +2384,8 @@
           <w:i/>
           <w:iCs/>
         </w:rPr>
-        <w:t>.</w:t>
-      </w:r>
-      <w:proofErr w:type="spellStart"/>
-      <w:r>
-        <w:rPr>
-          <w:i/>
-          <w:iCs/>
-        </w:rPr>
-        <w:t>unshift</w:t>
-      </w:r>
-      <w:proofErr w:type="spellEnd"/>
+        <w:t>.unshift</w:t>
+      </w:r>
       <w:proofErr w:type="gramEnd"/>
       <w:r>
         <w:rPr>
@@ -2758,25 +2401,7 @@
         <w:sym w:font="Wingdings" w:char="F0E0"/>
       </w:r>
       <w:r>
-        <w:t xml:space="preserve"> </w:t>
-      </w:r>
-      <w:r>
-        <w:t xml:space="preserve">adiciona um elemento com o valor a ser escolhido </w:t>
-      </w:r>
-      <w:r>
-        <w:t>no índice 0</w:t>
-      </w:r>
-      <w:r>
-        <w:t xml:space="preserve"> d</w:t>
-      </w:r>
-      <w:r>
-        <w:t>o</w:t>
-      </w:r>
-      <w:r>
-        <w:t xml:space="preserve"> ARRAY</w:t>
-      </w:r>
-      <w:r>
-        <w:t>, “empurrando” os outros para o lado</w:t>
+        <w:t xml:space="preserve"> adiciona um elemento com o valor a ser escolhido no índice 0 do ARRAY, “empurrando” os outros para o lado</w:t>
       </w:r>
     </w:p>
     <w:p>
@@ -2877,17 +2502,8 @@
           <w:i/>
           <w:iCs/>
         </w:rPr>
-        <w:t>.</w:t>
-      </w:r>
-      <w:proofErr w:type="spellStart"/>
-      <w:r>
-        <w:rPr>
-          <w:i/>
-          <w:iCs/>
-        </w:rPr>
-        <w:t>slice</w:t>
-      </w:r>
-      <w:proofErr w:type="spellEnd"/>
+        <w:t>.slice</w:t>
+      </w:r>
       <w:proofErr w:type="gramEnd"/>
       <w:r>
         <w:rPr>
@@ -2910,8 +2526,6 @@
       <w:r>
         <w:t xml:space="preserve">O </w:t>
       </w:r>
-      <w:proofErr w:type="spellStart"/>
-      <w:proofErr w:type="gramStart"/>
       <w:r>
         <w:rPr>
           <w:i/>
@@ -2919,71 +2533,25 @@
         </w:rPr>
         <w:t>typeOf</w:t>
       </w:r>
-      <w:proofErr w:type="spellEnd"/>
-      <w:r>
-        <w:rPr>
-          <w:i/>
-          <w:iCs/>
-        </w:rPr>
-        <w:t xml:space="preserve"> </w:t>
-      </w:r>
-      <w:r>
-        <w:t xml:space="preserve"> de</w:t>
-      </w:r>
-      <w:proofErr w:type="gramEnd"/>
-      <w:r>
-        <w:t xml:space="preserve"> ARRAY retorna OBJECT, mas caso você queira saber se você está trabalhando com ARRAY faça: </w:t>
-      </w:r>
-      <w:proofErr w:type="spellStart"/>
-      <w:r>
-        <w:rPr>
-          <w:i/>
-          <w:iCs/>
-        </w:rPr>
-        <w:t>instanceof</w:t>
-      </w:r>
-      <w:proofErr w:type="spellEnd"/>
-      <w:r>
-        <w:rPr>
-          <w:i/>
-          <w:iCs/>
-        </w:rPr>
-        <w:t xml:space="preserve"> </w:t>
-      </w:r>
-      <w:proofErr w:type="spellStart"/>
-      <w:r>
-        <w:rPr>
-          <w:i/>
-          <w:iCs/>
-        </w:rPr>
-        <w:t>Array</w:t>
-      </w:r>
-      <w:proofErr w:type="spellEnd"/>
-      <w:r>
-        <w:rPr>
-          <w:i/>
-          <w:iCs/>
-        </w:rPr>
-        <w:t xml:space="preserve"> </w:t>
+      <w:r>
+        <w:t xml:space="preserve"> de ARRAY retorna OBJECT, mas caso você queira saber se você está trabalhando com ARRAY faça: </w:t>
+      </w:r>
+      <w:r>
+        <w:rPr>
+          <w:i/>
+          <w:iCs/>
+        </w:rPr>
+        <w:t xml:space="preserve">instanceof Array </w:t>
       </w:r>
       <w:r>
         <w:t xml:space="preserve">que te retornará </w:t>
       </w:r>
-      <w:proofErr w:type="spellStart"/>
-      <w:r>
-        <w:rPr>
-          <w:i/>
-          <w:iCs/>
-        </w:rPr>
-        <w:t>true</w:t>
-      </w:r>
-      <w:proofErr w:type="spellEnd"/>
-      <w:r>
-        <w:rPr>
-          <w:i/>
-          <w:iCs/>
-        </w:rPr>
-        <w:t xml:space="preserve"> </w:t>
+      <w:r>
+        <w:rPr>
+          <w:i/>
+          <w:iCs/>
+        </w:rPr>
+        <w:t xml:space="preserve">true </w:t>
       </w:r>
       <w:r>
         <w:t>ou</w:t>
@@ -3001,41 +2569,15 @@
         <w:ind w:firstLine="0"/>
       </w:pPr>
       <w:r>
-        <w:t xml:space="preserve">Ao final da aula ele deixo um texto </w:t>
-      </w:r>
-      <w:proofErr w:type="spellStart"/>
-      <w:r>
-        <w:t>quie</w:t>
-      </w:r>
-      <w:proofErr w:type="spellEnd"/>
-      <w:r>
-        <w:t xml:space="preserve"> basicamente diz que: você PODE alterar o elemento de uma </w:t>
-      </w:r>
-      <w:proofErr w:type="spellStart"/>
-      <w:r>
-        <w:rPr>
-          <w:i/>
-          <w:iCs/>
-        </w:rPr>
-        <w:t>const</w:t>
-      </w:r>
-      <w:proofErr w:type="spellEnd"/>
-      <w:r>
-        <w:rPr>
-          <w:i/>
-          <w:iCs/>
-        </w:rPr>
-        <w:t xml:space="preserve"> </w:t>
-      </w:r>
-      <w:proofErr w:type="spellStart"/>
-      <w:r>
-        <w:rPr>
-          <w:i/>
-          <w:iCs/>
-        </w:rPr>
-        <w:t>array</w:t>
-      </w:r>
-      <w:proofErr w:type="spellEnd"/>
+        <w:t xml:space="preserve">Ao final da aula ele deixo um texto que basicamente diz que: você PODE alterar o elemento de uma </w:t>
+      </w:r>
+      <w:r>
+        <w:rPr>
+          <w:i/>
+          <w:iCs/>
+        </w:rPr>
+        <w:t>const array</w:t>
+      </w:r>
       <w:r>
         <w:rPr>
           <w:i/>
@@ -3052,6 +2594,9 @@
         <w:ind w:firstLine="0"/>
       </w:pPr>
       <w:r>
+        <w:rPr>
+          <w:noProof/>
+        </w:rPr>
         <w:drawing>
           <wp:inline distT="0" distB="0" distL="0" distR="0" wp14:anchorId="3912AEC3" wp14:editId="1CC738B9">
             <wp:extent cx="4124901" cy="2676899"/>
@@ -3129,7 +2674,6 @@
       <w:r>
         <w:t xml:space="preserve">Você pode retornar o valor que você quiser com </w:t>
       </w:r>
-      <w:proofErr w:type="spellStart"/>
       <w:r>
         <w:rPr>
           <w:i/>
@@ -3137,7 +2681,6 @@
         </w:rPr>
         <w:t>return</w:t>
       </w:r>
-      <w:proofErr w:type="spellEnd"/>
     </w:p>
     <w:p>
       <w:pPr>
@@ -3163,7 +2706,6 @@
       <w:r>
         <w:t xml:space="preserve">Tudo que está abaixo de </w:t>
       </w:r>
-      <w:proofErr w:type="spellStart"/>
       <w:r>
         <w:rPr>
           <w:i/>
@@ -3171,7 +2713,6 @@
         </w:rPr>
         <w:t>return</w:t>
       </w:r>
-      <w:proofErr w:type="spellEnd"/>
       <w:r>
         <w:t xml:space="preserve"> não será executado</w:t>
       </w:r>
@@ -3192,6 +2733,9 @@
         </w:rPr>
       </w:pPr>
       <w:r>
+        <w:rPr>
+          <w:noProof/>
+        </w:rPr>
         <w:drawing>
           <wp:inline distT="0" distB="0" distL="0" distR="0" wp14:anchorId="4AF3D3DA" wp14:editId="07132F43">
             <wp:extent cx="2124371" cy="1324160"/>
@@ -3235,6 +2779,9 @@
         <w:t xml:space="preserve"> </w:t>
       </w:r>
       <w:r>
+        <w:rPr>
+          <w:noProof/>
+        </w:rPr>
         <w:drawing>
           <wp:inline distT="0" distB="0" distL="0" distR="0" wp14:anchorId="76AE8583" wp14:editId="2044D8CB">
             <wp:extent cx="3096057" cy="1190791"/>
@@ -3292,6 +2839,9 @@
         <w:jc w:val="center"/>
       </w:pPr>
       <w:r>
+        <w:rPr>
+          <w:noProof/>
+        </w:rPr>
         <w:drawing>
           <wp:inline distT="0" distB="0" distL="0" distR="0" wp14:anchorId="0C747419" wp14:editId="6A9699A1">
             <wp:extent cx="2048161" cy="952633"/>
@@ -3346,6 +2896,7 @@
         <w:rPr>
           <w:i/>
           <w:iCs/>
+          <w:noProof/>
         </w:rPr>
         <w:drawing>
           <wp:inline distT="0" distB="0" distL="0" distR="0" wp14:anchorId="3DC0B4CC" wp14:editId="24E4C682">
@@ -3420,7 +2971,6 @@
       <w:r>
         <w:t xml:space="preserve">Objeto é parecido com </w:t>
       </w:r>
-      <w:proofErr w:type="spellStart"/>
       <w:r>
         <w:rPr>
           <w:i/>
@@ -3428,7 +2978,6 @@
         </w:rPr>
         <w:t>array</w:t>
       </w:r>
-      <w:proofErr w:type="spellEnd"/>
       <w:r>
         <w:t>,</w:t>
       </w:r>
@@ -3456,7 +3005,6 @@
       <w:r>
         <w:t xml:space="preserve">Você pode criar uma </w:t>
       </w:r>
-      <w:proofErr w:type="spellStart"/>
       <w:r>
         <w:rPr>
           <w:i/>
@@ -3464,7 +3012,6 @@
         </w:rPr>
         <w:t>function</w:t>
       </w:r>
-      <w:proofErr w:type="spellEnd"/>
       <w:r>
         <w:t xml:space="preserve"> que cria o objeto para você.</w:t>
       </w:r>
@@ -3491,6 +3038,9 @@
         <w:ind w:firstLine="0"/>
       </w:pPr>
       <w:r>
+        <w:rPr>
+          <w:noProof/>
+        </w:rPr>
         <w:drawing>
           <wp:inline distT="0" distB="0" distL="0" distR="0" wp14:anchorId="124743C8" wp14:editId="3B59C5D0">
             <wp:extent cx="2645283" cy="1514475"/>
@@ -3528,6 +3078,9 @@
         </w:drawing>
       </w:r>
       <w:r>
+        <w:rPr>
+          <w:noProof/>
+        </w:rPr>
         <w:drawing>
           <wp:inline distT="0" distB="0" distL="0" distR="0" wp14:anchorId="74BE1266" wp14:editId="7189A865">
             <wp:extent cx="2665874" cy="1482090"/>
@@ -3571,6 +3124,9 @@
         <w:jc w:val="center"/>
       </w:pPr>
       <w:r>
+        <w:rPr>
+          <w:noProof/>
+        </w:rPr>
         <w:drawing>
           <wp:inline distT="0" distB="0" distL="0" distR="0" wp14:anchorId="6A08126D" wp14:editId="52B7BE75">
             <wp:extent cx="4324954" cy="2400635"/>
@@ -3615,7 +3171,16 @@
       <w:r>
         <w:t xml:space="preserve">Dentro do objeto você pode criar uma </w:t>
       </w:r>
-      <w:proofErr w:type="spellStart"/>
+      <w:r>
+        <w:rPr>
+          <w:i/>
+          <w:iCs/>
+        </w:rPr>
+        <w:t xml:space="preserve">function </w:t>
+      </w:r>
+      <w:r>
+        <w:t xml:space="preserve">sem escrever a palavra </w:t>
+      </w:r>
       <w:r>
         <w:rPr>
           <w:i/>
@@ -3623,26 +3188,6 @@
         </w:rPr>
         <w:t>function</w:t>
       </w:r>
-      <w:proofErr w:type="spellEnd"/>
-      <w:r>
-        <w:rPr>
-          <w:i/>
-          <w:iCs/>
-        </w:rPr>
-        <w:t xml:space="preserve"> </w:t>
-      </w:r>
-      <w:r>
-        <w:t xml:space="preserve">sem escrever a palavra </w:t>
-      </w:r>
-      <w:proofErr w:type="spellStart"/>
-      <w:r>
-        <w:rPr>
-          <w:i/>
-          <w:iCs/>
-        </w:rPr>
-        <w:t>function</w:t>
-      </w:r>
-      <w:proofErr w:type="spellEnd"/>
     </w:p>
     <w:p>
       <w:pPr>
@@ -3671,6 +3216,9 @@
         <w:jc w:val="left"/>
       </w:pPr>
       <w:r>
+        <w:rPr>
+          <w:noProof/>
+        </w:rPr>
         <w:drawing>
           <wp:anchor distT="0" distB="0" distL="114300" distR="114300" simplePos="0" relativeHeight="251658240" behindDoc="0" locked="0" layoutInCell="1" allowOverlap="1" wp14:anchorId="3E6123BC" wp14:editId="7A42CF4C">
             <wp:simplePos x="0" y="0"/>
@@ -3722,23 +3270,7 @@
         </w:drawing>
       </w:r>
       <w:r>
-        <w:t xml:space="preserve"> Você consegue mudar o elemento no </w:t>
-      </w:r>
-      <w:proofErr w:type="spellStart"/>
-      <w:r>
-        <w:t>array</w:t>
-      </w:r>
-      <w:proofErr w:type="spellEnd"/>
-      <w:r>
-        <w:t xml:space="preserve">, mas numa variável </w:t>
-      </w:r>
-      <w:proofErr w:type="spellStart"/>
-      <w:r>
-        <w:t>normal</w:t>
-      </w:r>
-      <w:proofErr w:type="spellEnd"/>
-      <w:r>
-        <w:t xml:space="preserve"> não mudaria o </w:t>
+        <w:t xml:space="preserve"> Você consegue mudar o elemento no array, mas numa variável normal não mudaria o </w:t>
       </w:r>
       <w:r>
         <w:rPr>
@@ -3770,97 +3302,17 @@
           <w:rFonts w:eastAsia="Times New Roman" w:cs="Times New Roman"/>
           <w:color w:val="auto"/>
           <w:szCs w:val="24"/>
-          <w:lang w:eastAsia="pt-BR"/>
-        </w:rPr>
-      </w:pPr>
-      <w:r>
-        <w:rPr>
-          <w:rFonts w:eastAsia="Times New Roman" w:cs="Times New Roman"/>
-          <w:color w:val="auto"/>
-          <w:szCs w:val="24"/>
-          <w:lang w:eastAsia="pt-BR"/>
-        </w:rPr>
-        <w:t xml:space="preserve">Primitivos (imutáveis) - </w:t>
-      </w:r>
-      <w:proofErr w:type="spellStart"/>
-      <w:r>
-        <w:rPr>
-          <w:rFonts w:eastAsia="Times New Roman" w:cs="Times New Roman"/>
-          <w:color w:val="auto"/>
-          <w:szCs w:val="24"/>
-          <w:lang w:eastAsia="pt-BR"/>
-        </w:rPr>
-        <w:t>string</w:t>
-      </w:r>
-      <w:proofErr w:type="spellEnd"/>
-      <w:r>
-        <w:rPr>
-          <w:rFonts w:eastAsia="Times New Roman" w:cs="Times New Roman"/>
-          <w:color w:val="auto"/>
-          <w:szCs w:val="24"/>
-          <w:lang w:eastAsia="pt-BR"/>
-        </w:rPr>
-        <w:t xml:space="preserve">, </w:t>
-      </w:r>
-      <w:proofErr w:type="spellStart"/>
-      <w:r>
-        <w:rPr>
-          <w:rFonts w:eastAsia="Times New Roman" w:cs="Times New Roman"/>
-          <w:color w:val="auto"/>
-          <w:szCs w:val="24"/>
-          <w:lang w:eastAsia="pt-BR"/>
-        </w:rPr>
-        <w:t>number</w:t>
-      </w:r>
-      <w:proofErr w:type="spellEnd"/>
-      <w:r>
-        <w:rPr>
-          <w:rFonts w:eastAsia="Times New Roman" w:cs="Times New Roman"/>
-          <w:color w:val="auto"/>
-          <w:szCs w:val="24"/>
-          <w:lang w:eastAsia="pt-BR"/>
-        </w:rPr>
-        <w:t xml:space="preserve">, </w:t>
-      </w:r>
-      <w:proofErr w:type="spellStart"/>
-      <w:r>
-        <w:rPr>
-          <w:rFonts w:eastAsia="Times New Roman" w:cs="Times New Roman"/>
-          <w:color w:val="auto"/>
-          <w:szCs w:val="24"/>
-          <w:lang w:eastAsia="pt-BR"/>
-        </w:rPr>
-        <w:t>boolean</w:t>
-      </w:r>
-      <w:proofErr w:type="spellEnd"/>
-      <w:r>
-        <w:rPr>
-          <w:rFonts w:eastAsia="Times New Roman" w:cs="Times New Roman"/>
-          <w:color w:val="auto"/>
-          <w:szCs w:val="24"/>
-          <w:lang w:eastAsia="pt-BR"/>
-        </w:rPr>
-        <w:t xml:space="preserve">, </w:t>
-      </w:r>
-      <w:proofErr w:type="spellStart"/>
-      <w:r>
-        <w:rPr>
-          <w:rFonts w:eastAsia="Times New Roman" w:cs="Times New Roman"/>
-          <w:color w:val="auto"/>
-          <w:szCs w:val="24"/>
-          <w:lang w:eastAsia="pt-BR"/>
-        </w:rPr>
-        <w:t>undefined</w:t>
-      </w:r>
-      <w:proofErr w:type="spellEnd"/>
-      <w:r>
-        <w:rPr>
-          <w:rFonts w:eastAsia="Times New Roman" w:cs="Times New Roman"/>
-          <w:color w:val="auto"/>
-          <w:szCs w:val="24"/>
-          <w:lang w:eastAsia="pt-BR"/>
-        </w:rPr>
-        <w:t xml:space="preserve">, </w:t>
+          <w:lang w:val="en-US" w:eastAsia="pt-BR"/>
+        </w:rPr>
+      </w:pPr>
+      <w:r>
+        <w:rPr>
+          <w:rFonts w:eastAsia="Times New Roman" w:cs="Times New Roman"/>
+          <w:color w:val="auto"/>
+          <w:szCs w:val="24"/>
+          <w:lang w:val="en-US" w:eastAsia="pt-BR"/>
+        </w:rPr>
+        <w:t xml:space="preserve">Primitivos (imutáveis) - string, number, boolean, undefined, </w:t>
       </w:r>
     </w:p>
     <w:p>
@@ -3875,65 +3327,14 @@
           <w:lang w:eastAsia="pt-BR"/>
         </w:rPr>
       </w:pPr>
-      <w:proofErr w:type="spellStart"/>
-      <w:r>
-        <w:rPr>
-          <w:rFonts w:eastAsia="Times New Roman" w:cs="Times New Roman"/>
-          <w:color w:val="auto"/>
-          <w:szCs w:val="24"/>
-          <w:lang w:eastAsia="pt-BR"/>
-        </w:rPr>
-        <w:t>null</w:t>
-      </w:r>
-      <w:proofErr w:type="spellEnd"/>
-      <w:r>
-        <w:rPr>
-          <w:rFonts w:eastAsia="Times New Roman" w:cs="Times New Roman"/>
-          <w:color w:val="auto"/>
-          <w:szCs w:val="24"/>
-          <w:lang w:eastAsia="pt-BR"/>
-        </w:rPr>
-        <w:t xml:space="preserve"> (</w:t>
-      </w:r>
-      <w:proofErr w:type="spellStart"/>
-      <w:r>
-        <w:rPr>
-          <w:rFonts w:eastAsia="Times New Roman" w:cs="Times New Roman"/>
-          <w:color w:val="auto"/>
-          <w:szCs w:val="24"/>
-          <w:lang w:eastAsia="pt-BR"/>
-        </w:rPr>
-        <w:t>bigint</w:t>
-      </w:r>
-      <w:proofErr w:type="spellEnd"/>
-      <w:r>
-        <w:rPr>
-          <w:rFonts w:eastAsia="Times New Roman" w:cs="Times New Roman"/>
-          <w:color w:val="auto"/>
-          <w:szCs w:val="24"/>
-          <w:lang w:eastAsia="pt-BR"/>
-        </w:rPr>
-        <w:t xml:space="preserve">, </w:t>
-      </w:r>
-      <w:proofErr w:type="spellStart"/>
-      <w:r>
-        <w:rPr>
-          <w:rFonts w:eastAsia="Times New Roman" w:cs="Times New Roman"/>
-          <w:color w:val="auto"/>
-          <w:szCs w:val="24"/>
-          <w:lang w:eastAsia="pt-BR"/>
-        </w:rPr>
-        <w:t>symbol</w:t>
-      </w:r>
-      <w:proofErr w:type="spellEnd"/>
-      <w:r>
-        <w:rPr>
-          <w:rFonts w:eastAsia="Times New Roman" w:cs="Times New Roman"/>
-          <w:color w:val="auto"/>
-          <w:szCs w:val="24"/>
-          <w:lang w:eastAsia="pt-BR"/>
-        </w:rPr>
-        <w:t xml:space="preserve">) - </w:t>
+      <w:r>
+        <w:rPr>
+          <w:rFonts w:eastAsia="Times New Roman" w:cs="Times New Roman"/>
+          <w:color w:val="auto"/>
+          <w:szCs w:val="24"/>
+          <w:lang w:eastAsia="pt-BR"/>
+        </w:rPr>
+        <w:t xml:space="preserve">null (bigint, symbol) - </w:t>
       </w:r>
       <w:r>
         <w:rPr>
@@ -3975,6 +3376,7 @@
       <w:r>
         <w:rPr>
           <w:rFonts w:eastAsia="Times New Roman" w:cs="Times New Roman"/>
+          <w:noProof/>
           <w:color w:val="auto"/>
           <w:szCs w:val="24"/>
           <w:lang w:eastAsia="pt-BR"/>
@@ -4212,67 +3614,7 @@
           <w:lang w:eastAsia="pt-BR"/>
         </w:rPr>
         <w:lastRenderedPageBreak/>
-        <w:t xml:space="preserve">Referência (mutável) - </w:t>
-      </w:r>
-      <w:proofErr w:type="spellStart"/>
-      <w:r>
-        <w:rPr>
-          <w:rFonts w:eastAsia="Times New Roman" w:cs="Times New Roman"/>
-          <w:color w:val="auto"/>
-          <w:szCs w:val="24"/>
-          <w:lang w:eastAsia="pt-BR"/>
-        </w:rPr>
-        <w:t>array</w:t>
-      </w:r>
-      <w:proofErr w:type="spellEnd"/>
-      <w:r>
-        <w:rPr>
-          <w:rFonts w:eastAsia="Times New Roman" w:cs="Times New Roman"/>
-          <w:color w:val="auto"/>
-          <w:szCs w:val="24"/>
-          <w:lang w:eastAsia="pt-BR"/>
-        </w:rPr>
-        <w:t xml:space="preserve">, </w:t>
-      </w:r>
-      <w:proofErr w:type="spellStart"/>
-      <w:r>
-        <w:rPr>
-          <w:rFonts w:eastAsia="Times New Roman" w:cs="Times New Roman"/>
-          <w:color w:val="auto"/>
-          <w:szCs w:val="24"/>
-          <w:lang w:eastAsia="pt-BR"/>
-        </w:rPr>
-        <w:t>object</w:t>
-      </w:r>
-      <w:proofErr w:type="spellEnd"/>
-      <w:r>
-        <w:rPr>
-          <w:rFonts w:eastAsia="Times New Roman" w:cs="Times New Roman"/>
-          <w:color w:val="auto"/>
-          <w:szCs w:val="24"/>
-          <w:lang w:eastAsia="pt-BR"/>
-        </w:rPr>
-        <w:t xml:space="preserve">, </w:t>
-      </w:r>
-      <w:proofErr w:type="spellStart"/>
-      <w:r>
-        <w:rPr>
-          <w:rFonts w:eastAsia="Times New Roman" w:cs="Times New Roman"/>
-          <w:color w:val="auto"/>
-          <w:szCs w:val="24"/>
-          <w:lang w:eastAsia="pt-BR"/>
-        </w:rPr>
-        <w:t>function</w:t>
-      </w:r>
-      <w:proofErr w:type="spellEnd"/>
-      <w:r>
-        <w:rPr>
-          <w:rFonts w:eastAsia="Times New Roman" w:cs="Times New Roman"/>
-          <w:color w:val="auto"/>
-          <w:szCs w:val="24"/>
-          <w:lang w:eastAsia="pt-BR"/>
-        </w:rPr>
-        <w:t xml:space="preserve"> - Passados por referência</w:t>
+        <w:t>Referência (mutável) - array, object, function - Passados por referência</w:t>
       </w:r>
       <w:r>
         <w:rPr>
@@ -4319,6 +3661,7 @@
       <w:r>
         <w:rPr>
           <w:rFonts w:eastAsia="Times New Roman" w:cs="Times New Roman"/>
+          <w:noProof/>
           <w:color w:val="auto"/>
           <w:szCs w:val="24"/>
           <w:lang w:eastAsia="pt-BR"/>
@@ -4512,29 +3855,16 @@
         </w:rPr>
         <w:t xml:space="preserve">faça: </w:t>
       </w:r>
-      <w:proofErr w:type="spellStart"/>
-      <w:r>
-        <w:rPr>
-          <w:rFonts w:eastAsia="Times New Roman" w:cs="Times New Roman"/>
-          <w:i/>
-          <w:iCs/>
-          <w:color w:val="auto"/>
-          <w:szCs w:val="24"/>
-          <w:lang w:eastAsia="pt-BR"/>
-        </w:rPr>
-        <w:t>let</w:t>
-      </w:r>
-      <w:proofErr w:type="spellEnd"/>
-      <w:r>
-        <w:rPr>
-          <w:rFonts w:eastAsia="Times New Roman" w:cs="Times New Roman"/>
-          <w:i/>
-          <w:iCs/>
-          <w:color w:val="auto"/>
-          <w:szCs w:val="24"/>
-          <w:lang w:eastAsia="pt-BR"/>
-        </w:rPr>
-        <w:t xml:space="preserve"> b = [...a]</w:t>
+      <w:r>
+        <w:rPr>
+          <w:rFonts w:eastAsia="Times New Roman" w:cs="Times New Roman"/>
+          <w:i/>
+          <w:iCs/>
+          <w:color w:val="auto"/>
+          <w:szCs w:val="24"/>
+          <w:lang w:eastAsia="pt-BR"/>
+        </w:rPr>
+        <w:t>let b = [...a]</w:t>
       </w:r>
     </w:p>
     <w:p>
@@ -4635,7 +3965,6 @@
         </w:rPr>
         <w:t xml:space="preserve">É uma boa prática declarar as variáveis dentro de uma </w:t>
       </w:r>
-      <w:proofErr w:type="spellStart"/>
       <w:r>
         <w:rPr>
           <w:rFonts w:eastAsia="Times New Roman" w:cs="Times New Roman"/>
@@ -4647,7 +3976,6 @@
         </w:rPr>
         <w:t>function</w:t>
       </w:r>
-      <w:proofErr w:type="spellEnd"/>
       <w:r>
         <w:rPr>
           <w:rFonts w:eastAsia="Times New Roman" w:cs="Times New Roman"/>
@@ -4688,10 +4016,9 @@
           <w:iCs/>
           <w:color w:val="auto"/>
           <w:szCs w:val="24"/>
-          <w:lang w:eastAsia="pt-BR"/>
-        </w:rPr>
-      </w:pPr>
-      <w:proofErr w:type="spellStart"/>
+          <w:lang w:val="en-US" w:eastAsia="pt-BR"/>
+        </w:rPr>
+      </w:pPr>
       <w:proofErr w:type="gramStart"/>
       <w:r>
         <w:rPr>
@@ -4700,11 +4027,10 @@
           <w:iCs/>
           <w:color w:val="auto"/>
           <w:szCs w:val="24"/>
-          <w:lang w:eastAsia="pt-BR"/>
+          <w:lang w:val="en-US" w:eastAsia="pt-BR"/>
         </w:rPr>
         <w:t>id.onsubmit</w:t>
       </w:r>
-      <w:proofErr w:type="spellEnd"/>
       <w:proofErr w:type="gramEnd"/>
       <w:r>
         <w:rPr>
@@ -4713,65 +4039,17 @@
           <w:iCs/>
           <w:color w:val="auto"/>
           <w:szCs w:val="24"/>
-          <w:lang w:eastAsia="pt-BR"/>
-        </w:rPr>
-        <w:t xml:space="preserve">, </w:t>
-      </w:r>
-      <w:proofErr w:type="spellStart"/>
-      <w:r>
-        <w:rPr>
-          <w:rFonts w:eastAsia="Times New Roman" w:cs="Times New Roman"/>
-          <w:i/>
-          <w:iCs/>
-          <w:color w:val="auto"/>
-          <w:szCs w:val="24"/>
-          <w:lang w:eastAsia="pt-BR"/>
-        </w:rPr>
-        <w:t>class.onclick</w:t>
-      </w:r>
-      <w:proofErr w:type="spellEnd"/>
-      <w:r>
-        <w:rPr>
-          <w:rFonts w:eastAsia="Times New Roman" w:cs="Times New Roman"/>
-          <w:i/>
-          <w:iCs/>
-          <w:color w:val="auto"/>
-          <w:szCs w:val="24"/>
-          <w:lang w:eastAsia="pt-BR"/>
-        </w:rPr>
-        <w:t xml:space="preserve">, </w:t>
-      </w:r>
-      <w:proofErr w:type="spellStart"/>
-      <w:r>
-        <w:rPr>
-          <w:rFonts w:eastAsia="Times New Roman" w:cs="Times New Roman"/>
-          <w:i/>
-          <w:iCs/>
-          <w:color w:val="auto"/>
-          <w:szCs w:val="24"/>
-          <w:lang w:eastAsia="pt-BR"/>
-        </w:rPr>
-        <w:t>name.onmouseenter</w:t>
-      </w:r>
-      <w:proofErr w:type="spellEnd"/>
-      <w:r>
-        <w:rPr>
-          <w:rFonts w:eastAsia="Times New Roman" w:cs="Times New Roman"/>
-          <w:i/>
-          <w:iCs/>
-          <w:color w:val="auto"/>
-          <w:szCs w:val="24"/>
-          <w:lang w:eastAsia="pt-BR"/>
-        </w:rPr>
-        <w:t xml:space="preserve">, </w:t>
-      </w:r>
-      <w:r>
-        <w:rPr>
-          <w:rFonts w:eastAsia="Times New Roman" w:cs="Times New Roman"/>
-          <w:iCs/>
-          <w:color w:val="auto"/>
-          <w:szCs w:val="24"/>
-          <w:lang w:eastAsia="pt-BR"/>
+          <w:lang w:val="en-US" w:eastAsia="pt-BR"/>
+        </w:rPr>
+        <w:t xml:space="preserve">, class.onclick, name.onmouseenter, </w:t>
+      </w:r>
+      <w:r>
+        <w:rPr>
+          <w:rFonts w:eastAsia="Times New Roman" w:cs="Times New Roman"/>
+          <w:iCs/>
+          <w:color w:val="auto"/>
+          <w:szCs w:val="24"/>
+          <w:lang w:val="en-US" w:eastAsia="pt-BR"/>
         </w:rPr>
         <w:t>etc.</w:t>
       </w:r>
@@ -4817,20 +4095,8 @@
           <w:szCs w:val="24"/>
           <w:lang w:eastAsia="pt-BR"/>
         </w:rPr>
-        <w:t>.</w:t>
-      </w:r>
-      <w:proofErr w:type="spellStart"/>
-      <w:r>
-        <w:rPr>
-          <w:rFonts w:eastAsia="Times New Roman" w:cs="Times New Roman"/>
-          <w:i/>
-          <w:color w:val="auto"/>
-          <w:szCs w:val="24"/>
-          <w:lang w:eastAsia="pt-BR"/>
-        </w:rPr>
-        <w:t>addEventListener</w:t>
-      </w:r>
-      <w:proofErr w:type="spellEnd"/>
+        <w:t>.addEventListener</w:t>
+      </w:r>
       <w:proofErr w:type="gramEnd"/>
       <w:r>
         <w:rPr>
@@ -4840,159 +4106,38 @@
           <w:szCs w:val="24"/>
           <w:lang w:eastAsia="pt-BR"/>
         </w:rPr>
-        <w:t>(‘</w:t>
-      </w:r>
-      <w:proofErr w:type="spellStart"/>
-      <w:r>
-        <w:rPr>
-          <w:rFonts w:eastAsia="Times New Roman" w:cs="Times New Roman"/>
-          <w:i/>
-          <w:color w:val="auto"/>
-          <w:szCs w:val="24"/>
-          <w:lang w:eastAsia="pt-BR"/>
-        </w:rPr>
-        <w:t>submit</w:t>
-      </w:r>
-      <w:proofErr w:type="spellEnd"/>
-      <w:r>
-        <w:rPr>
-          <w:rFonts w:eastAsia="Times New Roman" w:cs="Times New Roman"/>
-          <w:i/>
-          <w:color w:val="auto"/>
-          <w:szCs w:val="24"/>
-          <w:lang w:eastAsia="pt-BR"/>
-        </w:rPr>
-        <w:t xml:space="preserve">’, </w:t>
-      </w:r>
-      <w:proofErr w:type="spellStart"/>
-      <w:r>
-        <w:rPr>
-          <w:rFonts w:eastAsia="Times New Roman" w:cs="Times New Roman"/>
-          <w:i/>
-          <w:color w:val="auto"/>
-          <w:szCs w:val="24"/>
-          <w:lang w:eastAsia="pt-BR"/>
-        </w:rPr>
-        <w:t>function</w:t>
-      </w:r>
-      <w:proofErr w:type="spellEnd"/>
-      <w:r>
-        <w:rPr>
-          <w:rFonts w:eastAsia="Times New Roman" w:cs="Times New Roman"/>
-          <w:i/>
-          <w:color w:val="auto"/>
-          <w:szCs w:val="24"/>
-          <w:lang w:eastAsia="pt-BR"/>
-        </w:rPr>
-        <w:t xml:space="preserve">), </w:t>
-      </w:r>
-      <w:r>
-        <w:rPr>
-          <w:rFonts w:eastAsia="Times New Roman" w:cs="Times New Roman"/>
-          <w:i/>
-          <w:color w:val="auto"/>
-          <w:szCs w:val="24"/>
-          <w:lang w:eastAsia="pt-BR"/>
-        </w:rPr>
-        <w:t>.</w:t>
-      </w:r>
-      <w:proofErr w:type="spellStart"/>
-      <w:r>
-        <w:rPr>
-          <w:rFonts w:eastAsia="Times New Roman" w:cs="Times New Roman"/>
-          <w:i/>
-          <w:color w:val="auto"/>
-          <w:szCs w:val="24"/>
-          <w:lang w:eastAsia="pt-BR"/>
-        </w:rPr>
-        <w:t>addEventListener</w:t>
-      </w:r>
-      <w:proofErr w:type="spellEnd"/>
-      <w:r>
-        <w:rPr>
-          <w:rFonts w:eastAsia="Times New Roman" w:cs="Times New Roman"/>
-          <w:i/>
-          <w:color w:val="auto"/>
-          <w:szCs w:val="24"/>
-          <w:lang w:eastAsia="pt-BR"/>
-        </w:rPr>
-        <w:t>(‘</w:t>
-      </w:r>
-      <w:r>
-        <w:rPr>
-          <w:rFonts w:eastAsia="Times New Roman" w:cs="Times New Roman"/>
-          <w:i/>
-          <w:color w:val="auto"/>
-          <w:szCs w:val="24"/>
-          <w:lang w:eastAsia="pt-BR"/>
-        </w:rPr>
-        <w:t>click’</w:t>
-      </w:r>
-      <w:r>
-        <w:rPr>
-          <w:rFonts w:eastAsia="Times New Roman" w:cs="Times New Roman"/>
-          <w:i/>
-          <w:color w:val="auto"/>
-          <w:szCs w:val="24"/>
-          <w:lang w:eastAsia="pt-BR"/>
-        </w:rPr>
-        <w:t xml:space="preserve">, </w:t>
-      </w:r>
-      <w:proofErr w:type="spellStart"/>
-      <w:r>
-        <w:rPr>
-          <w:rFonts w:eastAsia="Times New Roman" w:cs="Times New Roman"/>
-          <w:i/>
-          <w:color w:val="auto"/>
-          <w:szCs w:val="24"/>
-          <w:lang w:eastAsia="pt-BR"/>
-        </w:rPr>
-        <w:t>function</w:t>
-      </w:r>
-      <w:proofErr w:type="spellEnd"/>
-      <w:r>
-        <w:rPr>
-          <w:rFonts w:eastAsia="Times New Roman" w:cs="Times New Roman"/>
-          <w:i/>
-          <w:color w:val="auto"/>
-          <w:szCs w:val="24"/>
-          <w:lang w:eastAsia="pt-BR"/>
-        </w:rPr>
-        <w:t>)</w:t>
-      </w:r>
-      <w:r>
-        <w:rPr>
-          <w:rFonts w:eastAsia="Times New Roman" w:cs="Times New Roman"/>
-          <w:iCs/>
-          <w:color w:val="auto"/>
-          <w:szCs w:val="24"/>
-          <w:lang w:eastAsia="pt-BR"/>
-        </w:rPr>
-        <w:t xml:space="preserve">, </w:t>
-      </w:r>
-      <w:proofErr w:type="spellStart"/>
-      <w:r>
-        <w:rPr>
-          <w:rFonts w:eastAsia="Times New Roman" w:cs="Times New Roman"/>
-          <w:iCs/>
-          <w:color w:val="auto"/>
-          <w:szCs w:val="24"/>
-          <w:lang w:eastAsia="pt-BR"/>
-        </w:rPr>
-        <w:t>etc</w:t>
-      </w:r>
-      <w:proofErr w:type="spellEnd"/>
-      <w:r>
-        <w:rPr>
-          <w:rFonts w:eastAsia="Times New Roman" w:cs="Times New Roman"/>
-          <w:iCs/>
-          <w:color w:val="auto"/>
-          <w:szCs w:val="24"/>
-          <w:lang w:eastAsia="pt-BR"/>
-        </w:rPr>
-        <w:t xml:space="preserve">, ou seja, não precisa do </w:t>
-      </w:r>
-      <w:proofErr w:type="spellStart"/>
+        <w:t xml:space="preserve">(‘submit’, function), </w:t>
+      </w:r>
+      <w:r>
+        <w:rPr>
+          <w:rFonts w:eastAsia="Times New Roman" w:cs="Times New Roman"/>
+          <w:i/>
+          <w:color w:val="auto"/>
+          <w:szCs w:val="24"/>
+          <w:lang w:eastAsia="pt-BR"/>
+        </w:rPr>
+        <w:t>.addEventListener</w:t>
+      </w:r>
+      <w:r>
+        <w:rPr>
+          <w:rFonts w:eastAsia="Times New Roman" w:cs="Times New Roman"/>
+          <w:i/>
+          <w:color w:val="auto"/>
+          <w:szCs w:val="24"/>
+          <w:lang w:eastAsia="pt-BR"/>
+        </w:rPr>
+        <w:t>(‘click’, function)</w:t>
+      </w:r>
+      <w:r>
+        <w:rPr>
+          <w:rFonts w:eastAsia="Times New Roman" w:cs="Times New Roman"/>
+          <w:iCs/>
+          <w:color w:val="auto"/>
+          <w:szCs w:val="24"/>
+          <w:lang w:eastAsia="pt-BR"/>
+        </w:rPr>
+        <w:t xml:space="preserve">, etc, ou seja, não precisa do </w:t>
+      </w:r>
       <w:r>
         <w:rPr>
           <w:rFonts w:eastAsia="Times New Roman" w:cs="Times New Roman"/>
@@ -5003,7 +4148,6 @@
         </w:rPr>
         <w:t>on</w:t>
       </w:r>
-      <w:proofErr w:type="spellEnd"/>
     </w:p>
     <w:p>
       <w:pPr>
@@ -5022,6 +4166,7 @@
         <w:rPr>
           <w:rFonts w:eastAsia="Times New Roman" w:cs="Times New Roman"/>
           <w:iCs/>
+          <w:noProof/>
           <w:color w:val="auto"/>
           <w:szCs w:val="24"/>
           <w:lang w:eastAsia="pt-BR"/>
@@ -5084,20 +4229,8 @@
           <w:szCs w:val="24"/>
           <w:lang w:eastAsia="pt-BR"/>
         </w:rPr>
-        <w:t>.</w:t>
-      </w:r>
-      <w:proofErr w:type="spellStart"/>
-      <w:r>
-        <w:rPr>
-          <w:rFonts w:eastAsia="Times New Roman" w:cs="Times New Roman"/>
-          <w:i/>
-          <w:color w:val="auto"/>
-          <w:szCs w:val="24"/>
-          <w:lang w:eastAsia="pt-BR"/>
-        </w:rPr>
-        <w:t>preventDefault</w:t>
-      </w:r>
-      <w:proofErr w:type="spellEnd"/>
+        <w:t>.preventDefault</w:t>
+      </w:r>
       <w:proofErr w:type="gramEnd"/>
       <w:r>
         <w:rPr>
@@ -5162,7 +4295,6 @@
         </w:rPr>
         <w:t xml:space="preserve">Não precisa colocar </w:t>
       </w:r>
-      <w:proofErr w:type="spellStart"/>
       <w:r>
         <w:rPr>
           <w:rFonts w:eastAsia="Times New Roman" w:cs="Times New Roman"/>
@@ -5173,7 +4305,6 @@
         </w:rPr>
         <w:t>document</w:t>
       </w:r>
-      <w:proofErr w:type="spellEnd"/>
       <w:r>
         <w:rPr>
           <w:rFonts w:eastAsia="Times New Roman" w:cs="Times New Roman"/>
@@ -5215,29 +4346,7 @@
           <w:szCs w:val="24"/>
           <w:lang w:eastAsia="pt-BR"/>
         </w:rPr>
-        <w:t>.</w:t>
-      </w:r>
-      <w:proofErr w:type="spellStart"/>
-      <w:r>
-        <w:rPr>
-          <w:rFonts w:eastAsia="Times New Roman" w:cs="Times New Roman"/>
-          <w:i/>
-          <w:color w:val="auto"/>
-          <w:szCs w:val="24"/>
-          <w:lang w:eastAsia="pt-BR"/>
-        </w:rPr>
-        <w:t>value</w:t>
-      </w:r>
-      <w:proofErr w:type="spellEnd"/>
-      <w:r>
-        <w:rPr>
-          <w:rFonts w:eastAsia="Times New Roman" w:cs="Times New Roman"/>
-          <w:i/>
-          <w:color w:val="auto"/>
-          <w:szCs w:val="24"/>
-          <w:lang w:eastAsia="pt-BR"/>
-        </w:rPr>
-        <w:t xml:space="preserve"> </w:t>
+        <w:t xml:space="preserve">.value </w:t>
       </w:r>
       <w:r>
         <w:rPr>
@@ -5257,20 +4366,8 @@
           <w:szCs w:val="24"/>
           <w:lang w:eastAsia="pt-BR"/>
         </w:rPr>
-        <w:t xml:space="preserve"> pega o valor que a pessoa digitou no </w:t>
-      </w:r>
-      <w:proofErr w:type="spellStart"/>
-      <w:r>
-        <w:rPr>
-          <w:rFonts w:eastAsia="Times New Roman" w:cs="Times New Roman"/>
-          <w:iCs/>
-          <w:color w:val="auto"/>
-          <w:szCs w:val="24"/>
-          <w:lang w:eastAsia="pt-BR"/>
-        </w:rPr>
-        <w:t>imput</w:t>
-      </w:r>
-      <w:proofErr w:type="spellEnd"/>
+        <w:t xml:space="preserve"> pega o valor que a pessoa digitou no imput</w:t>
+      </w:r>
     </w:p>
     <w:p>
       <w:pPr>
@@ -5440,19 +4537,6 @@
         </w:rPr>
         <w:t>seção 2--------------------------------------------</w:t>
       </w:r>
-    </w:p>
-    <w:p>
-      <w:pPr>
-        <w:spacing w:after="0"/>
-        <w:ind w:firstLine="0"/>
-        <w:rPr>
-          <w:rFonts w:eastAsia="Times New Roman" w:cs="Times New Roman"/>
-          <w:iCs/>
-          <w:color w:val="auto"/>
-          <w:szCs w:val="24"/>
-          <w:lang w:eastAsia="pt-BR"/>
-        </w:rPr>
-      </w:pPr>
     </w:p>
     <w:sectPr>
       <w:pgSz w:w="11906" w:h="16838"/>
